--- a/NaMobSystem Instruction.docx
+++ b/NaMobSystem Instruction.docx
@@ -6,7 +6,7 @@
       <w:pPr>
         <w:jc w:val="center"/>
         <w:rPr>
-          <w:rFonts w:ascii="Cambria" w:eastAsia="STFangsong" w:hAnsi="Cambria"/>
+          <w:rFonts w:ascii="Cambria" w:eastAsia="华文仿宋" w:hAnsi="Cambria"/>
           <w:sz w:val="56"/>
           <w:szCs w:val="56"/>
         </w:rPr>
@@ -16,7 +16,7 @@
       <w:pPr>
         <w:jc w:val="center"/>
         <w:rPr>
-          <w:rFonts w:ascii="Cambria" w:eastAsia="STFangsong" w:hAnsi="Cambria"/>
+          <w:rFonts w:ascii="Cambria" w:eastAsia="华文仿宋" w:hAnsi="Cambria"/>
           <w:sz w:val="56"/>
           <w:szCs w:val="56"/>
         </w:rPr>
@@ -26,7 +26,7 @@
       <w:pPr>
         <w:jc w:val="center"/>
         <w:rPr>
-          <w:rFonts w:ascii="Cambria" w:eastAsia="STFangsong" w:hAnsi="Cambria"/>
+          <w:rFonts w:ascii="Cambria" w:eastAsia="华文仿宋" w:hAnsi="Cambria"/>
           <w:sz w:val="56"/>
           <w:szCs w:val="56"/>
         </w:rPr>
@@ -36,7 +36,7 @@
       <w:pPr>
         <w:jc w:val="center"/>
         <w:rPr>
-          <w:rFonts w:ascii="Cambria" w:eastAsia="STFangsong" w:hAnsi="Cambria"/>
+          <w:rFonts w:ascii="Cambria" w:eastAsia="华文仿宋" w:hAnsi="Cambria"/>
           <w:sz w:val="56"/>
           <w:szCs w:val="56"/>
         </w:rPr>
@@ -46,14 +46,14 @@
       <w:pPr>
         <w:jc w:val="center"/>
         <w:rPr>
-          <w:rFonts w:ascii="Cambria" w:eastAsia="STFangsong" w:hAnsi="Cambria" w:cs="Microsoft YaHei"/>
+          <w:rFonts w:ascii="Cambria" w:eastAsia="华文仿宋" w:hAnsi="Cambria" w:cs="微软雅黑"/>
           <w:sz w:val="52"/>
           <w:szCs w:val="52"/>
         </w:rPr>
       </w:pPr>
       <w:r>
         <w:rPr>
-          <w:rFonts w:ascii="Cambria" w:eastAsia="STFangsong" w:hAnsi="Cambria"/>
+          <w:rFonts w:ascii="Cambria" w:eastAsia="华文仿宋" w:hAnsi="Cambria"/>
           <w:sz w:val="52"/>
           <w:szCs w:val="52"/>
         </w:rPr>
@@ -61,7 +61,7 @@
       </w:r>
       <w:r>
         <w:rPr>
-          <w:rFonts w:ascii="Cambria" w:eastAsia="STFangsong" w:hAnsi="Cambria"/>
+          <w:rFonts w:ascii="Cambria" w:eastAsia="华文仿宋" w:hAnsi="Cambria"/>
           <w:sz w:val="52"/>
           <w:szCs w:val="52"/>
         </w:rPr>
@@ -69,7 +69,7 @@
       </w:r>
       <w:r>
         <w:rPr>
-          <w:rFonts w:ascii="Cambria" w:eastAsia="STFangsong" w:hAnsi="Cambria"/>
+          <w:rFonts w:ascii="Cambria" w:eastAsia="华文仿宋" w:hAnsi="Cambria"/>
           <w:sz w:val="52"/>
           <w:szCs w:val="52"/>
         </w:rPr>
@@ -77,7 +77,7 @@
       </w:r>
       <w:r>
         <w:rPr>
-          <w:rFonts w:ascii="Cambria" w:eastAsia="STFangsong" w:hAnsi="Cambria"/>
+          <w:rFonts w:ascii="Cambria" w:eastAsia="华文仿宋" w:hAnsi="Cambria"/>
           <w:sz w:val="52"/>
           <w:szCs w:val="52"/>
         </w:rPr>
@@ -85,7 +85,7 @@
       </w:r>
       <w:r>
         <w:rPr>
-          <w:rFonts w:ascii="Cambria" w:eastAsia="STFangsong" w:hAnsi="Cambria"/>
+          <w:rFonts w:ascii="Cambria" w:eastAsia="华文仿宋" w:hAnsi="Cambria"/>
           <w:sz w:val="52"/>
           <w:szCs w:val="52"/>
         </w:rPr>
@@ -93,7 +93,7 @@
       </w:r>
       <w:r>
         <w:rPr>
-          <w:rFonts w:ascii="Cambria" w:eastAsia="STFangsong" w:hAnsi="Cambria"/>
+          <w:rFonts w:ascii="Cambria" w:eastAsia="华文仿宋" w:hAnsi="Cambria"/>
           <w:sz w:val="52"/>
           <w:szCs w:val="52"/>
         </w:rPr>
@@ -101,7 +101,7 @@
       </w:r>
       <w:r>
         <w:rPr>
-          <w:rFonts w:ascii="Cambria" w:eastAsia="STFangsong" w:hAnsi="Cambria" w:cs="Microsoft YaHei"/>
+          <w:rFonts w:ascii="Cambria" w:eastAsia="华文仿宋" w:hAnsi="Cambria" w:cs="微软雅黑"/>
           <w:sz w:val="52"/>
           <w:szCs w:val="52"/>
         </w:rPr>
@@ -112,7 +112,7 @@
       <w:pPr>
         <w:jc w:val="center"/>
         <w:rPr>
-          <w:rFonts w:ascii="Cambria" w:eastAsia="STFangsong" w:hAnsi="Cambria"/>
+          <w:rFonts w:ascii="Cambria" w:eastAsia="华文仿宋" w:hAnsi="Cambria"/>
           <w:sz w:val="40"/>
           <w:szCs w:val="40"/>
         </w:rPr>
@@ -122,14 +122,14 @@
       <w:pPr>
         <w:jc w:val="center"/>
         <w:rPr>
-          <w:rFonts w:ascii="Cambria" w:eastAsia="STFangsong" w:hAnsi="Cambria"/>
+          <w:rFonts w:ascii="Cambria" w:eastAsia="华文仿宋" w:hAnsi="Cambria"/>
           <w:sz w:val="40"/>
           <w:szCs w:val="40"/>
         </w:rPr>
       </w:pPr>
       <w:r>
         <w:rPr>
-          <w:rFonts w:ascii="Cambria" w:eastAsia="STFangsong" w:hAnsi="Cambria"/>
+          <w:rFonts w:ascii="Cambria" w:eastAsia="华文仿宋" w:hAnsi="Cambria"/>
           <w:sz w:val="40"/>
           <w:szCs w:val="40"/>
         </w:rPr>
@@ -140,14 +140,14 @@
       <w:pPr>
         <w:jc w:val="center"/>
         <w:rPr>
-          <w:rFonts w:ascii="Cambria" w:eastAsia="STFangsong" w:hAnsi="Cambria"/>
+          <w:rFonts w:ascii="Cambria" w:eastAsia="华文仿宋" w:hAnsi="Cambria"/>
           <w:sz w:val="40"/>
           <w:szCs w:val="40"/>
         </w:rPr>
       </w:pPr>
       <w:r>
         <w:rPr>
-          <w:rFonts w:ascii="Cambria" w:eastAsia="STFangsong" w:hAnsi="Cambria"/>
+          <w:rFonts w:ascii="Cambria" w:eastAsia="华文仿宋" w:hAnsi="Cambria"/>
           <w:sz w:val="40"/>
           <w:szCs w:val="40"/>
         </w:rPr>
@@ -159,14 +159,14 @@
         <w:widowControl/>
         <w:jc w:val="left"/>
         <w:rPr>
-          <w:rFonts w:ascii="Cambria" w:eastAsia="STFangsong" w:hAnsi="Cambria"/>
+          <w:rFonts w:ascii="Cambria" w:eastAsia="华文仿宋" w:hAnsi="Cambria"/>
           <w:sz w:val="40"/>
           <w:szCs w:val="40"/>
         </w:rPr>
       </w:pPr>
       <w:r>
         <w:rPr>
-          <w:rFonts w:ascii="Cambria" w:eastAsia="STFangsong" w:hAnsi="Cambria"/>
+          <w:rFonts w:ascii="Cambria" w:eastAsia="华文仿宋" w:hAnsi="Cambria"/>
           <w:sz w:val="40"/>
           <w:szCs w:val="40"/>
         </w:rPr>
@@ -177,7 +177,7 @@
       <w:pPr>
         <w:jc w:val="left"/>
         <w:rPr>
-          <w:rFonts w:ascii="Cambria" w:eastAsia="STFangsong" w:hAnsi="Cambria"/>
+          <w:rFonts w:ascii="Cambria" w:eastAsia="华文仿宋" w:hAnsi="Cambria"/>
           <w:b/>
           <w:sz w:val="28"/>
           <w:szCs w:val="28"/>
@@ -185,7 +185,7 @@
       </w:pPr>
       <w:r>
         <w:rPr>
-          <w:rFonts w:ascii="Cambria" w:eastAsia="STFangsong" w:hAnsi="Cambria"/>
+          <w:rFonts w:ascii="Cambria" w:eastAsia="华文仿宋" w:hAnsi="Cambria"/>
           <w:b/>
           <w:sz w:val="28"/>
           <w:szCs w:val="28"/>
@@ -203,14 +203,14 @@
         </w:numPr>
         <w:jc w:val="left"/>
         <w:rPr>
-          <w:rFonts w:ascii="Cambria" w:eastAsia="STFangsong" w:hAnsi="Cambria"/>
-          <w:sz w:val="24"/>
-          <w:szCs w:val="24"/>
-        </w:rPr>
-      </w:pPr>
-      <w:r>
-        <w:rPr>
-          <w:rFonts w:ascii="Cambria" w:eastAsia="STFangsong" w:hAnsi="Cambria"/>
+          <w:rFonts w:ascii="Cambria" w:eastAsia="华文仿宋" w:hAnsi="Cambria"/>
+          <w:sz w:val="24"/>
+          <w:szCs w:val="24"/>
+        </w:rPr>
+      </w:pPr>
+      <w:r>
+        <w:rPr>
+          <w:rFonts w:ascii="Cambria" w:eastAsia="华文仿宋" w:hAnsi="Cambria"/>
           <w:sz w:val="24"/>
           <w:szCs w:val="24"/>
         </w:rPr>
@@ -223,14 +223,14 @@
         <w:ind w:left="284"/>
         <w:jc w:val="left"/>
         <w:rPr>
-          <w:rFonts w:ascii="Cambria" w:eastAsia="STFangsong" w:hAnsi="Cambria"/>
-          <w:sz w:val="24"/>
-          <w:szCs w:val="24"/>
-        </w:rPr>
-      </w:pPr>
-      <w:r>
-        <w:rPr>
-          <w:rFonts w:ascii="Cambria" w:eastAsia="STFangsong" w:hAnsi="Cambria"/>
+          <w:rFonts w:ascii="Cambria" w:eastAsia="华文仿宋" w:hAnsi="Cambria"/>
+          <w:sz w:val="24"/>
+          <w:szCs w:val="24"/>
+        </w:rPr>
+      </w:pPr>
+      <w:r>
+        <w:rPr>
+          <w:rFonts w:ascii="Cambria" w:eastAsia="华文仿宋" w:hAnsi="Cambria"/>
           <w:sz w:val="24"/>
           <w:szCs w:val="24"/>
         </w:rPr>
@@ -238,7 +238,7 @@
       </w:r>
       <w:r>
         <w:rPr>
-          <w:rFonts w:ascii="Cambria" w:eastAsia="STFangsong" w:hAnsi="Cambria"/>
+          <w:rFonts w:ascii="Cambria" w:eastAsia="华文仿宋" w:hAnsi="Cambria"/>
           <w:sz w:val="24"/>
           <w:szCs w:val="24"/>
         </w:rPr>
@@ -246,7 +246,7 @@
       </w:r>
       <w:r>
         <w:rPr>
-          <w:rFonts w:ascii="Cambria" w:eastAsia="STFangsong" w:hAnsi="Cambria" w:hint="eastAsia"/>
+          <w:rFonts w:ascii="Cambria" w:eastAsia="华文仿宋" w:hAnsi="Cambria" w:hint="eastAsia"/>
           <w:sz w:val="24"/>
           <w:szCs w:val="24"/>
         </w:rPr>
@@ -259,14 +259,14 @@
         <w:ind w:left="284"/>
         <w:jc w:val="left"/>
         <w:rPr>
-          <w:rFonts w:ascii="Cambria" w:eastAsia="STFangsong" w:hAnsi="Cambria" w:hint="eastAsia"/>
-          <w:sz w:val="24"/>
-          <w:szCs w:val="24"/>
-        </w:rPr>
-      </w:pPr>
-      <w:r>
-        <w:rPr>
-          <w:rFonts w:ascii="Cambria" w:eastAsia="STFangsong" w:hAnsi="Cambria"/>
+          <w:rFonts w:ascii="Cambria" w:eastAsia="华文仿宋" w:hAnsi="Cambria"/>
+          <w:sz w:val="24"/>
+          <w:szCs w:val="24"/>
+        </w:rPr>
+      </w:pPr>
+      <w:r>
+        <w:rPr>
+          <w:rFonts w:ascii="Cambria" w:eastAsia="华文仿宋" w:hAnsi="Cambria"/>
           <w:sz w:val="24"/>
           <w:szCs w:val="24"/>
         </w:rPr>
@@ -274,7 +274,7 @@
       </w:r>
       <w:r>
         <w:rPr>
-          <w:rFonts w:ascii="Cambria" w:eastAsia="STFangsong" w:hAnsi="Cambria"/>
+          <w:rFonts w:ascii="Cambria" w:eastAsia="华文仿宋" w:hAnsi="Cambria"/>
           <w:sz w:val="24"/>
           <w:szCs w:val="24"/>
         </w:rPr>
@@ -282,7 +282,7 @@
       </w:r>
       <w:r>
         <w:rPr>
-          <w:rFonts w:ascii="Cambria" w:eastAsia="STFangsong" w:hAnsi="Cambria" w:hint="eastAsia"/>
+          <w:rFonts w:ascii="Cambria" w:eastAsia="华文仿宋" w:hAnsi="Cambria" w:hint="eastAsia"/>
           <w:sz w:val="24"/>
           <w:szCs w:val="24"/>
         </w:rPr>
@@ -298,14 +298,14 @@
         </w:numPr>
         <w:jc w:val="left"/>
         <w:rPr>
-          <w:rFonts w:ascii="Cambria" w:eastAsia="STFangsong" w:hAnsi="Cambria"/>
-          <w:sz w:val="24"/>
-          <w:szCs w:val="24"/>
-        </w:rPr>
-      </w:pPr>
-      <w:r>
-        <w:rPr>
-          <w:rFonts w:ascii="Cambria" w:eastAsia="STFangsong" w:hAnsi="Cambria"/>
+          <w:rFonts w:ascii="Cambria" w:eastAsia="华文仿宋" w:hAnsi="Cambria"/>
+          <w:sz w:val="24"/>
+          <w:szCs w:val="24"/>
+        </w:rPr>
+      </w:pPr>
+      <w:r>
+        <w:rPr>
+          <w:rFonts w:ascii="Cambria" w:eastAsia="华文仿宋" w:hAnsi="Cambria"/>
           <w:sz w:val="24"/>
           <w:szCs w:val="24"/>
         </w:rPr>
@@ -313,7 +313,7 @@
       </w:r>
       <w:r>
         <w:rPr>
-          <w:rFonts w:ascii="Cambria" w:eastAsia="STFangsong" w:hAnsi="Cambria"/>
+          <w:rFonts w:ascii="Cambria" w:eastAsia="华文仿宋" w:hAnsi="Cambria"/>
           <w:sz w:val="24"/>
           <w:szCs w:val="24"/>
         </w:rPr>
@@ -321,15 +321,16 @@
       </w:r>
       <w:r>
         <w:rPr>
-          <w:rFonts w:ascii="Cambria" w:eastAsia="STFangsong" w:hAnsi="Cambria"/>
+          <w:rFonts w:ascii="Cambria" w:eastAsia="华文仿宋" w:hAnsi="Cambria"/>
           <w:sz w:val="24"/>
           <w:szCs w:val="24"/>
         </w:rPr>
         <w:t>Mob</w:t>
       </w:r>
-      <w:r>
-        <w:rPr>
-          <w:rFonts w:ascii="Cambria" w:eastAsia="STFangsong" w:hAnsi="Cambria"/>
+      <w:proofErr w:type="gramStart"/>
+      <w:r>
+        <w:rPr>
+          <w:rFonts w:ascii="Cambria" w:eastAsia="华文仿宋" w:hAnsi="Cambria"/>
           <w:sz w:val="24"/>
           <w:szCs w:val="24"/>
         </w:rPr>
@@ -337,11 +338,361 @@
       </w:r>
       <w:r>
         <w:rPr>
-          <w:rFonts w:ascii="Cambria" w:eastAsia="STFangsong" w:hAnsi="Cambria" w:hint="eastAsia"/>
-          <w:sz w:val="24"/>
-          <w:szCs w:val="24"/>
-        </w:rPr>
-        <w:t>及附加功能模块</w:t>
+          <w:rFonts w:ascii="Cambria" w:eastAsia="华文仿宋" w:hAnsi="Cambria" w:hint="eastAsia"/>
+          <w:sz w:val="24"/>
+          <w:szCs w:val="24"/>
+        </w:rPr>
+        <w:t>及</w:t>
+      </w:r>
+      <w:proofErr w:type="gramEnd"/>
+      <w:r>
+        <w:rPr>
+          <w:rFonts w:ascii="Cambria" w:eastAsia="华文仿宋" w:hAnsi="Cambria" w:hint="eastAsia"/>
+          <w:sz w:val="24"/>
+          <w:szCs w:val="24"/>
+        </w:rPr>
+        <w:t>附加功能模块</w:t>
+      </w:r>
+    </w:p>
+    <w:p>
+      <w:pPr>
+        <w:pStyle w:val="a7"/>
+        <w:ind w:left="284"/>
+        <w:jc w:val="left"/>
+        <w:rPr>
+          <w:rFonts w:ascii="Cambria" w:eastAsia="华文仿宋" w:hAnsi="Cambria"/>
+          <w:sz w:val="24"/>
+          <w:szCs w:val="24"/>
+        </w:rPr>
+      </w:pPr>
+      <w:r>
+        <w:rPr>
+          <w:rFonts w:ascii="Cambria" w:eastAsia="华文仿宋" w:hAnsi="Cambria" w:hint="eastAsia"/>
+          <w:sz w:val="24"/>
+          <w:szCs w:val="24"/>
+        </w:rPr>
+        <w:t>2</w:t>
+      </w:r>
+      <w:r>
+        <w:rPr>
+          <w:rFonts w:ascii="Cambria" w:eastAsia="华文仿宋" w:hAnsi="Cambria"/>
+          <w:sz w:val="24"/>
+          <w:szCs w:val="24"/>
+        </w:rPr>
+        <w:t>.1   Na Mob</w:t>
+      </w:r>
+      <w:r>
+        <w:rPr>
+          <w:rFonts w:ascii="Cambria" w:eastAsia="华文仿宋" w:hAnsi="Cambria" w:hint="eastAsia"/>
+          <w:sz w:val="24"/>
+          <w:szCs w:val="24"/>
+        </w:rPr>
+        <w:t>自带模块</w:t>
+      </w:r>
+    </w:p>
+    <w:p>
+      <w:pPr>
+        <w:pStyle w:val="a7"/>
+        <w:ind w:left="284"/>
+        <w:jc w:val="left"/>
+        <w:rPr>
+          <w:rFonts w:ascii="Cambria" w:eastAsia="华文仿宋" w:hAnsi="Cambria"/>
+          <w:sz w:val="24"/>
+          <w:szCs w:val="24"/>
+        </w:rPr>
+      </w:pPr>
+      <w:r>
+        <w:rPr>
+          <w:rFonts w:ascii="Cambria" w:eastAsia="华文仿宋" w:hAnsi="Cambria" w:hint="eastAsia"/>
+          <w:sz w:val="24"/>
+          <w:szCs w:val="24"/>
+        </w:rPr>
+        <w:t>2</w:t>
+      </w:r>
+      <w:r>
+        <w:rPr>
+          <w:rFonts w:ascii="Cambria" w:eastAsia="华文仿宋" w:hAnsi="Cambria"/>
+          <w:sz w:val="24"/>
+          <w:szCs w:val="24"/>
+        </w:rPr>
+        <w:t xml:space="preserve">.2   </w:t>
+      </w:r>
+      <w:r>
+        <w:rPr>
+          <w:rFonts w:ascii="Cambria" w:eastAsia="华文仿宋" w:hAnsi="Cambria" w:hint="eastAsia"/>
+          <w:sz w:val="24"/>
+          <w:szCs w:val="24"/>
+        </w:rPr>
+        <w:t>默认附加组件</w:t>
+      </w:r>
+    </w:p>
+    <w:p>
+      <w:pPr>
+        <w:pStyle w:val="a7"/>
+        <w:ind w:left="284"/>
+        <w:jc w:val="left"/>
+        <w:rPr>
+          <w:rFonts w:ascii="Cambria" w:eastAsia="华文仿宋" w:hAnsi="Cambria" w:hint="eastAsia"/>
+          <w:sz w:val="24"/>
+          <w:szCs w:val="24"/>
+        </w:rPr>
+      </w:pPr>
+      <w:r>
+        <w:rPr>
+          <w:rFonts w:ascii="Cambria" w:eastAsia="华文仿宋" w:hAnsi="Cambria"/>
+          <w:sz w:val="24"/>
+          <w:szCs w:val="24"/>
+        </w:rPr>
+        <w:tab/>
+        <w:t xml:space="preserve">2.2.1  </w:t>
+      </w:r>
+      <w:r>
+        <w:rPr>
+          <w:rFonts w:ascii="Cambria" w:eastAsia="华文仿宋" w:hAnsi="Cambria" w:hint="eastAsia"/>
+          <w:sz w:val="24"/>
+          <w:szCs w:val="24"/>
+        </w:rPr>
+        <w:t>技能控制组件：</w:t>
+      </w:r>
+      <w:r>
+        <w:rPr>
+          <w:rFonts w:ascii="Cambria" w:eastAsia="华文仿宋" w:hAnsi="Cambria"/>
+          <w:sz w:val="24"/>
+          <w:szCs w:val="24"/>
+        </w:rPr>
+        <w:t>Skill Manager</w:t>
+      </w:r>
+    </w:p>
+    <w:p>
+      <w:pPr>
+        <w:pStyle w:val="a7"/>
+        <w:ind w:left="284"/>
+        <w:jc w:val="left"/>
+        <w:rPr>
+          <w:rFonts w:ascii="Cambria" w:eastAsia="华文仿宋" w:hAnsi="Cambria"/>
+          <w:sz w:val="24"/>
+          <w:szCs w:val="24"/>
+        </w:rPr>
+      </w:pPr>
+      <w:r>
+        <w:rPr>
+          <w:rFonts w:ascii="Cambria" w:eastAsia="华文仿宋" w:hAnsi="Cambria"/>
+          <w:sz w:val="24"/>
+          <w:szCs w:val="24"/>
+        </w:rPr>
+        <w:tab/>
+        <w:t xml:space="preserve">2.2.2  </w:t>
+      </w:r>
+      <w:r>
+        <w:rPr>
+          <w:rFonts w:ascii="Cambria" w:eastAsia="华文仿宋" w:hAnsi="Cambria" w:hint="eastAsia"/>
+          <w:sz w:val="24"/>
+          <w:szCs w:val="24"/>
+        </w:rPr>
+        <w:t>武器控制组件：</w:t>
+      </w:r>
+      <w:r>
+        <w:rPr>
+          <w:rFonts w:ascii="Cambria" w:eastAsia="华文仿宋" w:hAnsi="Cambria" w:hint="eastAsia"/>
+          <w:sz w:val="24"/>
+          <w:szCs w:val="24"/>
+        </w:rPr>
+        <w:t>W</w:t>
+      </w:r>
+      <w:r>
+        <w:rPr>
+          <w:rFonts w:ascii="Cambria" w:eastAsia="华文仿宋" w:hAnsi="Cambria"/>
+          <w:sz w:val="24"/>
+          <w:szCs w:val="24"/>
+        </w:rPr>
+        <w:t>eapon Manager</w:t>
+      </w:r>
+    </w:p>
+    <w:p>
+      <w:pPr>
+        <w:pStyle w:val="a7"/>
+        <w:ind w:left="284"/>
+        <w:jc w:val="left"/>
+        <w:rPr>
+          <w:rFonts w:ascii="Cambria" w:eastAsia="华文仿宋" w:hAnsi="Cambria"/>
+          <w:sz w:val="24"/>
+          <w:szCs w:val="24"/>
+        </w:rPr>
+      </w:pPr>
+      <w:r>
+        <w:rPr>
+          <w:rFonts w:ascii="Cambria" w:eastAsia="华文仿宋" w:hAnsi="Cambria"/>
+          <w:sz w:val="24"/>
+          <w:szCs w:val="24"/>
+        </w:rPr>
+        <w:tab/>
+        <w:t xml:space="preserve">2.2.3  </w:t>
+      </w:r>
+      <w:r>
+        <w:rPr>
+          <w:rFonts w:ascii="Cambria" w:eastAsia="华文仿宋" w:hAnsi="Cambria" w:hint="eastAsia"/>
+          <w:sz w:val="24"/>
+          <w:szCs w:val="24"/>
+        </w:rPr>
+        <w:t>基本信息及运动配置：</w:t>
+      </w:r>
+      <w:r>
+        <w:rPr>
+          <w:rFonts w:ascii="Cambria" w:eastAsia="华文仿宋" w:hAnsi="Cambria" w:hint="eastAsia"/>
+          <w:sz w:val="24"/>
+          <w:szCs w:val="24"/>
+        </w:rPr>
+        <w:t>B</w:t>
+      </w:r>
+      <w:r>
+        <w:rPr>
+          <w:rFonts w:ascii="Cambria" w:eastAsia="华文仿宋" w:hAnsi="Cambria"/>
+          <w:sz w:val="24"/>
+          <w:szCs w:val="24"/>
+        </w:rPr>
+        <w:t>asic State Manager</w:t>
+      </w:r>
+    </w:p>
+    <w:p>
+      <w:pPr>
+        <w:pStyle w:val="a7"/>
+        <w:ind w:left="284"/>
+        <w:jc w:val="left"/>
+        <w:rPr>
+          <w:rFonts w:ascii="Cambria" w:eastAsia="华文仿宋" w:hAnsi="Cambria"/>
+          <w:sz w:val="24"/>
+          <w:szCs w:val="24"/>
+        </w:rPr>
+      </w:pPr>
+      <w:r>
+        <w:rPr>
+          <w:rFonts w:ascii="Cambria" w:eastAsia="华文仿宋" w:hAnsi="Cambria" w:hint="eastAsia"/>
+          <w:sz w:val="24"/>
+          <w:szCs w:val="24"/>
+        </w:rPr>
+        <w:t>2</w:t>
+      </w:r>
+      <w:r>
+        <w:rPr>
+          <w:rFonts w:ascii="Cambria" w:eastAsia="华文仿宋" w:hAnsi="Cambria"/>
+          <w:sz w:val="24"/>
+          <w:szCs w:val="24"/>
+        </w:rPr>
+        <w:t xml:space="preserve">.3   </w:t>
+      </w:r>
+      <w:r>
+        <w:rPr>
+          <w:rFonts w:ascii="Cambria" w:eastAsia="华文仿宋" w:hAnsi="Cambria" w:hint="eastAsia"/>
+          <w:sz w:val="24"/>
+          <w:szCs w:val="24"/>
+        </w:rPr>
+        <w:t>可选附加组件</w:t>
+      </w:r>
+    </w:p>
+    <w:p>
+      <w:pPr>
+        <w:pStyle w:val="a7"/>
+        <w:ind w:left="284"/>
+        <w:jc w:val="left"/>
+        <w:rPr>
+          <w:rFonts w:ascii="Cambria" w:eastAsia="华文仿宋" w:hAnsi="Cambria"/>
+          <w:sz w:val="24"/>
+          <w:szCs w:val="24"/>
+        </w:rPr>
+      </w:pPr>
+      <w:r>
+        <w:rPr>
+          <w:rFonts w:ascii="Cambria" w:eastAsia="华文仿宋" w:hAnsi="Cambria"/>
+          <w:sz w:val="24"/>
+          <w:szCs w:val="24"/>
+        </w:rPr>
+        <w:tab/>
+        <w:t xml:space="preserve">2.3.1  </w:t>
+      </w:r>
+      <w:r>
+        <w:rPr>
+          <w:rFonts w:ascii="Cambria" w:eastAsia="华文仿宋" w:hAnsi="Cambria" w:hint="eastAsia"/>
+          <w:sz w:val="24"/>
+          <w:szCs w:val="24"/>
+        </w:rPr>
+        <w:t>状态组件</w:t>
+      </w:r>
+      <w:r>
+        <w:rPr>
+          <w:rFonts w:ascii="Cambria" w:eastAsia="华文仿宋" w:hAnsi="Cambria" w:hint="eastAsia"/>
+          <w:sz w:val="24"/>
+          <w:szCs w:val="24"/>
+        </w:rPr>
+        <w:t xml:space="preserve"> Na</w:t>
+      </w:r>
+      <w:r>
+        <w:rPr>
+          <w:rFonts w:ascii="Cambria" w:eastAsia="华文仿宋" w:hAnsi="Cambria"/>
+          <w:sz w:val="24"/>
+          <w:szCs w:val="24"/>
+        </w:rPr>
+        <w:t xml:space="preserve"> Mob State Manager</w:t>
+      </w:r>
+    </w:p>
+    <w:p>
+      <w:pPr>
+        <w:pStyle w:val="a7"/>
+        <w:ind w:left="284"/>
+        <w:jc w:val="left"/>
+        <w:rPr>
+          <w:rFonts w:ascii="Cambria" w:eastAsia="华文仿宋" w:hAnsi="Cambria" w:hint="eastAsia"/>
+          <w:sz w:val="24"/>
+          <w:szCs w:val="24"/>
+        </w:rPr>
+      </w:pPr>
+      <w:r>
+        <w:rPr>
+          <w:rFonts w:ascii="Cambria" w:eastAsia="华文仿宋" w:hAnsi="Cambria"/>
+          <w:sz w:val="24"/>
+          <w:szCs w:val="24"/>
+        </w:rPr>
+        <w:tab/>
+        <w:t xml:space="preserve">2.3.2  </w:t>
+      </w:r>
+      <w:r>
+        <w:rPr>
+          <w:rFonts w:ascii="Cambria" w:eastAsia="华文仿宋" w:hAnsi="Cambria" w:hint="eastAsia"/>
+          <w:sz w:val="24"/>
+          <w:szCs w:val="24"/>
+        </w:rPr>
+        <w:t>数据组件</w:t>
+      </w:r>
+      <w:r>
+        <w:rPr>
+          <w:rFonts w:ascii="Cambria" w:eastAsia="华文仿宋" w:hAnsi="Cambria" w:hint="eastAsia"/>
+          <w:sz w:val="24"/>
+          <w:szCs w:val="24"/>
+        </w:rPr>
+        <w:t xml:space="preserve"> Na</w:t>
+      </w:r>
+      <w:r>
+        <w:rPr>
+          <w:rFonts w:ascii="Cambria" w:eastAsia="华文仿宋" w:hAnsi="Cambria"/>
+          <w:sz w:val="24"/>
+          <w:szCs w:val="24"/>
+        </w:rPr>
+        <w:t xml:space="preserve"> </w:t>
+      </w:r>
+      <w:r>
+        <w:rPr>
+          <w:rFonts w:ascii="Cambria" w:eastAsia="华文仿宋" w:hAnsi="Cambria" w:hint="eastAsia"/>
+          <w:sz w:val="24"/>
+          <w:szCs w:val="24"/>
+        </w:rPr>
+        <w:t>Mo</w:t>
+      </w:r>
+      <w:r>
+        <w:rPr>
+          <w:rFonts w:ascii="Cambria" w:eastAsia="华文仿宋" w:hAnsi="Cambria"/>
+          <w:sz w:val="24"/>
+          <w:szCs w:val="24"/>
+        </w:rPr>
+        <w:t>b Data Manager</w:t>
       </w:r>
     </w:p>
     <w:p>
@@ -353,18 +704,34 @@
         </w:numPr>
         <w:jc w:val="left"/>
         <w:rPr>
-          <w:rFonts w:ascii="Cambria" w:eastAsia="STFangsong" w:hAnsi="Cambria"/>
-          <w:sz w:val="24"/>
-          <w:szCs w:val="24"/>
-        </w:rPr>
-      </w:pPr>
-      <w:r>
-        <w:rPr>
-          <w:rFonts w:ascii="Cambria" w:eastAsia="STFangsong" w:hAnsi="Cambria" w:hint="eastAsia"/>
-          <w:sz w:val="24"/>
-          <w:szCs w:val="24"/>
-        </w:rPr>
-        <w:t>生物分类组件</w:t>
+          <w:rFonts w:ascii="Cambria" w:eastAsia="华文仿宋" w:hAnsi="Cambria"/>
+          <w:sz w:val="24"/>
+          <w:szCs w:val="24"/>
+        </w:rPr>
+      </w:pPr>
+      <w:r>
+        <w:rPr>
+          <w:rFonts w:ascii="Cambria" w:eastAsia="华文仿宋" w:hAnsi="Cambria" w:hint="eastAsia"/>
+          <w:sz w:val="24"/>
+          <w:szCs w:val="24"/>
+        </w:rPr>
+        <w:t>生物</w:t>
+      </w:r>
+      <w:r>
+        <w:rPr>
+          <w:rFonts w:ascii="Cambria" w:eastAsia="华文仿宋" w:hAnsi="Cambria" w:hint="eastAsia"/>
+          <w:sz w:val="24"/>
+          <w:szCs w:val="24"/>
+        </w:rPr>
+        <w:t>类型</w:t>
+      </w:r>
+      <w:r>
+        <w:rPr>
+          <w:rFonts w:ascii="Cambria" w:eastAsia="华文仿宋" w:hAnsi="Cambria" w:hint="eastAsia"/>
+          <w:sz w:val="24"/>
+          <w:szCs w:val="24"/>
+        </w:rPr>
+        <w:t>组件</w:t>
       </w:r>
     </w:p>
     <w:p>
@@ -373,30 +740,22 @@
         <w:ind w:left="284"/>
         <w:jc w:val="left"/>
         <w:rPr>
-          <w:rFonts w:ascii="Cambria" w:eastAsia="STFangsong" w:hAnsi="Cambria"/>
-          <w:sz w:val="24"/>
-          <w:szCs w:val="24"/>
-        </w:rPr>
-      </w:pPr>
-      <w:r>
-        <w:rPr>
-          <w:rFonts w:ascii="Cambria" w:eastAsia="STFangsong" w:hAnsi="Cambria"/>
-          <w:sz w:val="24"/>
-          <w:szCs w:val="24"/>
-        </w:rPr>
-        <w:t>3</w:t>
-      </w:r>
-      <w:r>
-        <w:rPr>
-          <w:rFonts w:ascii="Cambria" w:eastAsia="STFangsong" w:hAnsi="Cambria"/>
-          <w:sz w:val="24"/>
-          <w:szCs w:val="24"/>
-        </w:rPr>
-        <w:t>.1</w:t>
-      </w:r>
-      <w:r>
-        <w:rPr>
-          <w:rFonts w:ascii="Cambria" w:eastAsia="STFangsong" w:hAnsi="Cambria"/>
+          <w:rFonts w:ascii="Cambria" w:eastAsia="华文仿宋" w:hAnsi="Cambria"/>
+          <w:sz w:val="24"/>
+          <w:szCs w:val="24"/>
+        </w:rPr>
+      </w:pPr>
+      <w:r>
+        <w:rPr>
+          <w:rFonts w:ascii="Cambria" w:eastAsia="华文仿宋" w:hAnsi="Cambria"/>
+          <w:sz w:val="24"/>
+          <w:szCs w:val="24"/>
+        </w:rPr>
+        <w:t>3.1</w:t>
+      </w:r>
+      <w:r>
+        <w:rPr>
+          <w:rFonts w:ascii="Cambria" w:eastAsia="华文仿宋" w:hAnsi="Cambria"/>
           <w:sz w:val="24"/>
           <w:szCs w:val="24"/>
         </w:rPr>
@@ -404,7 +763,7 @@
       </w:r>
       <w:r>
         <w:rPr>
-          <w:rFonts w:ascii="Cambria" w:eastAsia="STFangsong" w:hAnsi="Cambria" w:hint="eastAsia"/>
+          <w:rFonts w:ascii="Cambria" w:eastAsia="华文仿宋" w:hAnsi="Cambria" w:hint="eastAsia"/>
           <w:sz w:val="24"/>
           <w:szCs w:val="24"/>
         </w:rPr>
@@ -412,7 +771,7 @@
       </w:r>
       <w:r>
         <w:rPr>
-          <w:rFonts w:ascii="Cambria" w:eastAsia="STFangsong" w:hAnsi="Cambria" w:hint="eastAsia"/>
+          <w:rFonts w:ascii="Cambria" w:eastAsia="华文仿宋" w:hAnsi="Cambria" w:hint="eastAsia"/>
           <w:sz w:val="24"/>
           <w:szCs w:val="24"/>
         </w:rPr>
@@ -420,7 +779,7 @@
       </w:r>
       <w:r>
         <w:rPr>
-          <w:rFonts w:ascii="Cambria" w:eastAsia="STFangsong" w:hAnsi="Cambria"/>
+          <w:rFonts w:ascii="Cambria" w:eastAsia="华文仿宋" w:hAnsi="Cambria"/>
           <w:sz w:val="24"/>
           <w:szCs w:val="24"/>
         </w:rPr>
@@ -433,30 +792,22 @@
         <w:ind w:left="284"/>
         <w:jc w:val="left"/>
         <w:rPr>
-          <w:rFonts w:ascii="Cambria" w:eastAsia="STFangsong" w:hAnsi="Cambria"/>
-          <w:sz w:val="24"/>
-          <w:szCs w:val="24"/>
-        </w:rPr>
-      </w:pPr>
-      <w:r>
-        <w:rPr>
-          <w:rFonts w:ascii="Cambria" w:eastAsia="STFangsong" w:hAnsi="Cambria"/>
-          <w:sz w:val="24"/>
-          <w:szCs w:val="24"/>
-        </w:rPr>
-        <w:t>3</w:t>
-      </w:r>
-      <w:r>
-        <w:rPr>
-          <w:rFonts w:ascii="Cambria" w:eastAsia="STFangsong" w:hAnsi="Cambria"/>
-          <w:sz w:val="24"/>
-          <w:szCs w:val="24"/>
-        </w:rPr>
-        <w:t>.2</w:t>
-      </w:r>
-      <w:r>
-        <w:rPr>
-          <w:rFonts w:ascii="Cambria" w:eastAsia="STFangsong" w:hAnsi="Cambria"/>
+          <w:rFonts w:ascii="Cambria" w:eastAsia="华文仿宋" w:hAnsi="Cambria" w:hint="eastAsia"/>
+          <w:sz w:val="24"/>
+          <w:szCs w:val="24"/>
+        </w:rPr>
+      </w:pPr>
+      <w:r>
+        <w:rPr>
+          <w:rFonts w:ascii="Cambria" w:eastAsia="华文仿宋" w:hAnsi="Cambria"/>
+          <w:sz w:val="24"/>
+          <w:szCs w:val="24"/>
+        </w:rPr>
+        <w:t>3.2</w:t>
+      </w:r>
+      <w:r>
+        <w:rPr>
+          <w:rFonts w:ascii="Cambria" w:eastAsia="华文仿宋" w:hAnsi="Cambria"/>
           <w:sz w:val="24"/>
           <w:szCs w:val="24"/>
         </w:rPr>
@@ -464,7 +815,7 @@
       </w:r>
       <w:r>
         <w:rPr>
-          <w:rFonts w:ascii="Cambria" w:eastAsia="STFangsong" w:hAnsi="Cambria" w:hint="eastAsia"/>
+          <w:rFonts w:ascii="Cambria" w:eastAsia="华文仿宋" w:hAnsi="Cambria" w:hint="eastAsia"/>
           <w:sz w:val="24"/>
           <w:szCs w:val="24"/>
         </w:rPr>
@@ -472,7 +823,7 @@
       </w:r>
       <w:r>
         <w:rPr>
-          <w:rFonts w:ascii="Cambria" w:eastAsia="STFangsong" w:hAnsi="Cambria" w:hint="eastAsia"/>
+          <w:rFonts w:ascii="Cambria" w:eastAsia="华文仿宋" w:hAnsi="Cambria" w:hint="eastAsia"/>
           <w:sz w:val="24"/>
           <w:szCs w:val="24"/>
         </w:rPr>
@@ -480,7 +831,7 @@
       </w:r>
       <w:r>
         <w:rPr>
-          <w:rFonts w:ascii="Cambria" w:eastAsia="STFangsong" w:hAnsi="Cambria"/>
+          <w:rFonts w:ascii="Cambria" w:eastAsia="华文仿宋" w:hAnsi="Cambria"/>
           <w:sz w:val="24"/>
           <w:szCs w:val="24"/>
         </w:rPr>
@@ -488,7 +839,7 @@
       </w:r>
       <w:r>
         <w:rPr>
-          <w:rFonts w:ascii="Cambria" w:eastAsia="STFangsong" w:hAnsi="Cambria" w:hint="eastAsia"/>
+          <w:rFonts w:ascii="Cambria" w:eastAsia="华文仿宋" w:hAnsi="Cambria" w:hint="eastAsia"/>
           <w:sz w:val="24"/>
           <w:szCs w:val="24"/>
         </w:rPr>
@@ -496,7 +847,7 @@
       </w:r>
       <w:r>
         <w:rPr>
-          <w:rFonts w:ascii="Cambria" w:eastAsia="STFangsong" w:hAnsi="Cambria"/>
+          <w:rFonts w:ascii="Cambria" w:eastAsia="华文仿宋" w:hAnsi="Cambria"/>
           <w:sz w:val="24"/>
           <w:szCs w:val="24"/>
         </w:rPr>
@@ -512,14 +863,14 @@
         </w:numPr>
         <w:jc w:val="left"/>
         <w:rPr>
-          <w:rFonts w:ascii="Cambria" w:eastAsia="STFangsong" w:hAnsi="Cambria"/>
-          <w:sz w:val="24"/>
-          <w:szCs w:val="24"/>
-        </w:rPr>
-      </w:pPr>
-      <w:r>
-        <w:rPr>
-          <w:rFonts w:ascii="Cambria" w:eastAsia="STFangsong" w:hAnsi="Cambria" w:hint="eastAsia"/>
+          <w:rFonts w:ascii="Cambria" w:eastAsia="华文仿宋" w:hAnsi="Cambria"/>
+          <w:sz w:val="24"/>
+          <w:szCs w:val="24"/>
+        </w:rPr>
+      </w:pPr>
+      <w:r>
+        <w:rPr>
+          <w:rFonts w:ascii="Cambria" w:eastAsia="华文仿宋" w:hAnsi="Cambria" w:hint="eastAsia"/>
           <w:sz w:val="24"/>
           <w:szCs w:val="24"/>
         </w:rPr>
@@ -532,14 +883,14 @@
         <w:ind w:left="284"/>
         <w:jc w:val="left"/>
         <w:rPr>
-          <w:rFonts w:ascii="Cambria" w:eastAsia="STFangsong" w:hAnsi="Cambria"/>
-          <w:sz w:val="24"/>
-          <w:szCs w:val="24"/>
-        </w:rPr>
-      </w:pPr>
-      <w:r>
-        <w:rPr>
-          <w:rFonts w:ascii="Cambria" w:eastAsia="STFangsong" w:hAnsi="Cambria"/>
+          <w:rFonts w:ascii="Cambria" w:eastAsia="华文仿宋" w:hAnsi="Cambria"/>
+          <w:sz w:val="24"/>
+          <w:szCs w:val="24"/>
+        </w:rPr>
+      </w:pPr>
+      <w:r>
+        <w:rPr>
+          <w:rFonts w:ascii="Cambria" w:eastAsia="华文仿宋" w:hAnsi="Cambria"/>
           <w:sz w:val="24"/>
           <w:szCs w:val="24"/>
         </w:rPr>
@@ -547,7 +898,7 @@
       </w:r>
       <w:r>
         <w:rPr>
-          <w:rFonts w:ascii="Cambria" w:eastAsia="STFangsong" w:hAnsi="Cambria"/>
+          <w:rFonts w:ascii="Cambria" w:eastAsia="华文仿宋" w:hAnsi="Cambria"/>
           <w:sz w:val="24"/>
           <w:szCs w:val="24"/>
         </w:rPr>
@@ -555,7 +906,7 @@
       </w:r>
       <w:r>
         <w:rPr>
-          <w:rFonts w:ascii="Cambria" w:eastAsia="STFangsong" w:hAnsi="Cambria" w:hint="eastAsia"/>
+          <w:rFonts w:ascii="Cambria" w:eastAsia="华文仿宋" w:hAnsi="Cambria" w:hint="eastAsia"/>
           <w:sz w:val="24"/>
           <w:szCs w:val="24"/>
         </w:rPr>
@@ -563,7 +914,7 @@
       </w:r>
       <w:r>
         <w:rPr>
-          <w:rFonts w:ascii="Cambria" w:eastAsia="STFangsong" w:hAnsi="Cambria" w:hint="eastAsia"/>
+          <w:rFonts w:ascii="Cambria" w:eastAsia="华文仿宋" w:hAnsi="Cambria" w:hint="eastAsia"/>
           <w:sz w:val="24"/>
           <w:szCs w:val="24"/>
         </w:rPr>
@@ -571,7 +922,7 @@
       </w:r>
       <w:r>
         <w:rPr>
-          <w:rFonts w:ascii="Cambria" w:eastAsia="STFangsong" w:hAnsi="Cambria"/>
+          <w:rFonts w:ascii="Cambria" w:eastAsia="华文仿宋" w:hAnsi="Cambria"/>
           <w:sz w:val="24"/>
           <w:szCs w:val="24"/>
         </w:rPr>
@@ -584,14 +935,14 @@
         <w:ind w:left="284"/>
         <w:jc w:val="left"/>
         <w:rPr>
-          <w:rFonts w:ascii="Cambria" w:eastAsia="STFangsong" w:hAnsi="Cambria"/>
-          <w:sz w:val="24"/>
-          <w:szCs w:val="24"/>
-        </w:rPr>
-      </w:pPr>
-      <w:r>
-        <w:rPr>
-          <w:rFonts w:ascii="Cambria" w:eastAsia="STFangsong" w:hAnsi="Cambria"/>
+          <w:rFonts w:ascii="Cambria" w:eastAsia="华文仿宋" w:hAnsi="Cambria"/>
+          <w:sz w:val="24"/>
+          <w:szCs w:val="24"/>
+        </w:rPr>
+      </w:pPr>
+      <w:r>
+        <w:rPr>
+          <w:rFonts w:ascii="Cambria" w:eastAsia="华文仿宋" w:hAnsi="Cambria"/>
           <w:sz w:val="24"/>
           <w:szCs w:val="24"/>
         </w:rPr>
@@ -599,7 +950,7 @@
       </w:r>
       <w:r>
         <w:rPr>
-          <w:rFonts w:ascii="Cambria" w:eastAsia="STFangsong" w:hAnsi="Cambria"/>
+          <w:rFonts w:ascii="Cambria" w:eastAsia="华文仿宋" w:hAnsi="Cambria"/>
           <w:sz w:val="24"/>
           <w:szCs w:val="24"/>
         </w:rPr>
@@ -607,7 +958,7 @@
       </w:r>
       <w:r>
         <w:rPr>
-          <w:rFonts w:ascii="Cambria" w:eastAsia="STFangsong" w:hAnsi="Cambria" w:hint="eastAsia"/>
+          <w:rFonts w:ascii="Cambria" w:eastAsia="华文仿宋" w:hAnsi="Cambria" w:hint="eastAsia"/>
           <w:sz w:val="24"/>
           <w:szCs w:val="24"/>
         </w:rPr>
@@ -615,7 +966,7 @@
       </w:r>
       <w:r>
         <w:rPr>
-          <w:rFonts w:ascii="Cambria" w:eastAsia="STFangsong" w:hAnsi="Cambria" w:hint="eastAsia"/>
+          <w:rFonts w:ascii="Cambria" w:eastAsia="华文仿宋" w:hAnsi="Cambria" w:hint="eastAsia"/>
           <w:sz w:val="24"/>
           <w:szCs w:val="24"/>
         </w:rPr>
@@ -623,7 +974,7 @@
       </w:r>
       <w:r>
         <w:rPr>
-          <w:rFonts w:ascii="Cambria" w:eastAsia="STFangsong" w:hAnsi="Cambria"/>
+          <w:rFonts w:ascii="Cambria" w:eastAsia="华文仿宋" w:hAnsi="Cambria"/>
           <w:sz w:val="24"/>
           <w:szCs w:val="24"/>
         </w:rPr>
@@ -639,33 +990,272 @@
         </w:numPr>
         <w:jc w:val="left"/>
         <w:rPr>
-          <w:rFonts w:ascii="Cambria" w:eastAsia="STFangsong" w:hAnsi="Cambria"/>
-          <w:sz w:val="24"/>
-          <w:szCs w:val="24"/>
-        </w:rPr>
-      </w:pPr>
-      <w:r>
-        <w:rPr>
-          <w:rFonts w:ascii="Cambria" w:eastAsia="STFangsong" w:hAnsi="Cambria"/>
-          <w:sz w:val="24"/>
-          <w:szCs w:val="24"/>
-        </w:rPr>
-        <w:t>…</w:t>
-      </w:r>
+          <w:rFonts w:ascii="Cambria" w:eastAsia="华文仿宋" w:hAnsi="Cambria"/>
+          <w:sz w:val="24"/>
+          <w:szCs w:val="24"/>
+        </w:rPr>
+      </w:pPr>
+      <w:r>
+        <w:rPr>
+          <w:rFonts w:ascii="Cambria" w:eastAsia="华文仿宋" w:hAnsi="Cambria" w:hint="eastAsia"/>
+          <w:sz w:val="24"/>
+          <w:szCs w:val="24"/>
+        </w:rPr>
+        <w:t>生物控制器</w:t>
+      </w:r>
+    </w:p>
+    <w:p>
+      <w:pPr>
+        <w:pStyle w:val="a7"/>
+        <w:ind w:left="284"/>
+        <w:jc w:val="left"/>
+        <w:rPr>
+          <w:rFonts w:ascii="Cambria" w:eastAsia="华文仿宋" w:hAnsi="Cambria"/>
+          <w:sz w:val="24"/>
+          <w:szCs w:val="24"/>
+        </w:rPr>
+      </w:pPr>
+      <w:r>
+        <w:rPr>
+          <w:rFonts w:ascii="Cambria" w:eastAsia="华文仿宋" w:hAnsi="Cambria"/>
+          <w:sz w:val="24"/>
+          <w:szCs w:val="24"/>
+        </w:rPr>
+        <w:t xml:space="preserve">5.1   </w:t>
+      </w:r>
+      <w:r>
+        <w:rPr>
+          <w:rFonts w:ascii="Cambria" w:eastAsia="华文仿宋" w:hAnsi="Cambria" w:hint="eastAsia"/>
+          <w:sz w:val="24"/>
+          <w:szCs w:val="24"/>
+        </w:rPr>
+        <w:t>第三人称玩家控制器</w:t>
+      </w:r>
+      <w:r>
+        <w:rPr>
+          <w:rFonts w:ascii="Cambria" w:eastAsia="华文仿宋" w:hAnsi="Cambria" w:hint="eastAsia"/>
+          <w:sz w:val="24"/>
+          <w:szCs w:val="24"/>
+        </w:rPr>
+        <w:t xml:space="preserve"> Na</w:t>
+      </w:r>
+      <w:r>
+        <w:rPr>
+          <w:rFonts w:ascii="Cambria" w:eastAsia="华文仿宋" w:hAnsi="Cambria"/>
+          <w:sz w:val="24"/>
+          <w:szCs w:val="24"/>
+        </w:rPr>
+        <w:t xml:space="preserve"> Mob Player Controller</w:t>
+      </w:r>
+    </w:p>
+    <w:p>
+      <w:pPr>
+        <w:pStyle w:val="a7"/>
+        <w:ind w:left="284"/>
+        <w:jc w:val="left"/>
+        <w:rPr>
+          <w:rFonts w:ascii="Cambria" w:eastAsia="华文仿宋" w:hAnsi="Cambria" w:hint="eastAsia"/>
+          <w:sz w:val="24"/>
+          <w:szCs w:val="24"/>
+        </w:rPr>
+      </w:pPr>
+      <w:r>
+        <w:rPr>
+          <w:rFonts w:ascii="Cambria" w:eastAsia="华文仿宋" w:hAnsi="Cambria" w:hint="eastAsia"/>
+          <w:sz w:val="24"/>
+          <w:szCs w:val="24"/>
+        </w:rPr>
+        <w:t>5</w:t>
+      </w:r>
+      <w:r>
+        <w:rPr>
+          <w:rFonts w:ascii="Cambria" w:eastAsia="华文仿宋" w:hAnsi="Cambria"/>
+          <w:sz w:val="24"/>
+          <w:szCs w:val="24"/>
+        </w:rPr>
+        <w:t xml:space="preserve">.2   </w:t>
+      </w:r>
+      <w:r>
+        <w:rPr>
+          <w:rFonts w:ascii="Cambria" w:eastAsia="华文仿宋" w:hAnsi="Cambria" w:hint="eastAsia"/>
+          <w:sz w:val="24"/>
+          <w:szCs w:val="24"/>
+        </w:rPr>
+        <w:t>敌对生物控制器</w:t>
+      </w:r>
+      <w:r>
+        <w:rPr>
+          <w:rFonts w:ascii="Cambria" w:eastAsia="华文仿宋" w:hAnsi="Cambria" w:hint="eastAsia"/>
+          <w:sz w:val="24"/>
+          <w:szCs w:val="24"/>
+        </w:rPr>
+        <w:t xml:space="preserve"> Na</w:t>
+      </w:r>
+      <w:r>
+        <w:rPr>
+          <w:rFonts w:ascii="Cambria" w:eastAsia="华文仿宋" w:hAnsi="Cambria"/>
+          <w:sz w:val="24"/>
+          <w:szCs w:val="24"/>
+        </w:rPr>
+        <w:t xml:space="preserve"> Mob Enemy Controller</w:t>
+      </w:r>
+    </w:p>
+    <w:p>
+      <w:pPr>
+        <w:pStyle w:val="a7"/>
+        <w:numPr>
+          <w:ilvl w:val="0"/>
+          <w:numId w:val="1"/>
+        </w:numPr>
+        <w:jc w:val="left"/>
+        <w:rPr>
+          <w:rFonts w:ascii="Cambria" w:eastAsia="华文仿宋" w:hAnsi="Cambria"/>
+          <w:sz w:val="24"/>
+          <w:szCs w:val="24"/>
+        </w:rPr>
+      </w:pPr>
+      <w:r>
+        <w:rPr>
+          <w:rFonts w:ascii="Cambria" w:eastAsia="华文仿宋" w:hAnsi="Cambria" w:hint="eastAsia"/>
+          <w:sz w:val="24"/>
+          <w:szCs w:val="24"/>
+        </w:rPr>
+        <w:t>世界生物管理器</w:t>
+      </w:r>
+    </w:p>
+    <w:p>
+      <w:pPr>
+        <w:pStyle w:val="a7"/>
+        <w:ind w:left="284"/>
+        <w:jc w:val="left"/>
+        <w:rPr>
+          <w:rFonts w:ascii="Cambria" w:eastAsia="华文仿宋" w:hAnsi="Cambria"/>
+          <w:sz w:val="24"/>
+          <w:szCs w:val="24"/>
+        </w:rPr>
+      </w:pPr>
+      <w:r>
+        <w:rPr>
+          <w:rFonts w:ascii="Cambria" w:eastAsia="华文仿宋" w:hAnsi="Cambria" w:hint="eastAsia"/>
+          <w:sz w:val="24"/>
+          <w:szCs w:val="24"/>
+        </w:rPr>
+        <w:t>6</w:t>
+      </w:r>
+      <w:r>
+        <w:rPr>
+          <w:rFonts w:ascii="Cambria" w:eastAsia="华文仿宋" w:hAnsi="Cambria"/>
+          <w:sz w:val="24"/>
+          <w:szCs w:val="24"/>
+        </w:rPr>
+        <w:t xml:space="preserve">.1   </w:t>
+      </w:r>
+      <w:r>
+        <w:rPr>
+          <w:rFonts w:ascii="Cambria" w:eastAsia="华文仿宋" w:hAnsi="Cambria" w:hint="eastAsia"/>
+          <w:sz w:val="24"/>
+          <w:szCs w:val="24"/>
+        </w:rPr>
+        <w:t>世界敌对生物控制器管理器</w:t>
+      </w:r>
+    </w:p>
+    <w:p>
+      <w:pPr>
+        <w:pStyle w:val="a7"/>
+        <w:ind w:left="284"/>
+        <w:jc w:val="left"/>
+        <w:rPr>
+          <w:rFonts w:ascii="Cambria" w:eastAsia="华文仿宋" w:hAnsi="Cambria" w:hint="eastAsia"/>
+          <w:sz w:val="24"/>
+          <w:szCs w:val="24"/>
+        </w:rPr>
+      </w:pPr>
+      <w:r>
+        <w:rPr>
+          <w:rFonts w:ascii="Cambria" w:eastAsia="华文仿宋" w:hAnsi="Cambria" w:hint="eastAsia"/>
+          <w:sz w:val="24"/>
+          <w:szCs w:val="24"/>
+        </w:rPr>
+        <w:t>6</w:t>
+      </w:r>
+      <w:r>
+        <w:rPr>
+          <w:rFonts w:ascii="Cambria" w:eastAsia="华文仿宋" w:hAnsi="Cambria"/>
+          <w:sz w:val="24"/>
+          <w:szCs w:val="24"/>
+        </w:rPr>
+        <w:t xml:space="preserve">.2   </w:t>
+      </w:r>
+      <w:r>
+        <w:rPr>
+          <w:rFonts w:ascii="Cambria" w:eastAsia="华文仿宋" w:hAnsi="Cambria" w:hint="eastAsia"/>
+          <w:sz w:val="24"/>
+          <w:szCs w:val="24"/>
+        </w:rPr>
+        <w:t>世界敌对生物管理器</w:t>
+      </w:r>
+      <w:bookmarkStart w:id="0" w:name="_GoBack"/>
+      <w:bookmarkEnd w:id="0"/>
+    </w:p>
+    <w:p>
+      <w:pPr>
+        <w:pStyle w:val="a7"/>
+        <w:numPr>
+          <w:ilvl w:val="0"/>
+          <w:numId w:val="1"/>
+        </w:numPr>
+        <w:jc w:val="left"/>
+        <w:rPr>
+          <w:rFonts w:ascii="Cambria" w:eastAsia="华文仿宋" w:hAnsi="Cambria"/>
+          <w:sz w:val="24"/>
+          <w:szCs w:val="24"/>
+        </w:rPr>
+      </w:pPr>
+      <w:r>
+        <w:rPr>
+          <w:rFonts w:ascii="Cambria" w:eastAsia="华文仿宋" w:hAnsi="Cambria" w:hint="eastAsia"/>
+          <w:sz w:val="24"/>
+          <w:szCs w:val="24"/>
+        </w:rPr>
+        <w:t>.</w:t>
+      </w:r>
+      <w:r>
+        <w:rPr>
+          <w:rFonts w:ascii="Cambria" w:eastAsia="华文仿宋" w:hAnsi="Cambria"/>
+          <w:sz w:val="24"/>
+          <w:szCs w:val="24"/>
+        </w:rPr>
+        <w:t>.</w:t>
+      </w:r>
+    </w:p>
+    <w:p>
+      <w:pPr>
+        <w:pStyle w:val="a7"/>
+        <w:numPr>
+          <w:ilvl w:val="0"/>
+          <w:numId w:val="1"/>
+        </w:numPr>
+        <w:jc w:val="left"/>
+        <w:rPr>
+          <w:rFonts w:ascii="Cambria" w:eastAsia="华文仿宋" w:hAnsi="Cambria"/>
+          <w:sz w:val="24"/>
+          <w:szCs w:val="24"/>
+        </w:rPr>
+      </w:pPr>
     </w:p>
     <w:p>
       <w:pPr>
         <w:widowControl/>
         <w:jc w:val="left"/>
         <w:rPr>
-          <w:rFonts w:ascii="Cambria" w:eastAsia="STFangsong" w:hAnsi="Cambria"/>
-          <w:sz w:val="24"/>
-          <w:szCs w:val="24"/>
-        </w:rPr>
-      </w:pPr>
-      <w:r>
-        <w:rPr>
-          <w:rFonts w:ascii="Cambria" w:eastAsia="STFangsong" w:hAnsi="Cambria"/>
+          <w:rFonts w:ascii="Cambria" w:eastAsia="华文仿宋" w:hAnsi="Cambria"/>
+          <w:sz w:val="24"/>
+          <w:szCs w:val="24"/>
+        </w:rPr>
+      </w:pPr>
+      <w:r>
+        <w:rPr>
+          <w:rFonts w:ascii="Cambria" w:eastAsia="华文仿宋" w:hAnsi="Cambria"/>
           <w:sz w:val="24"/>
           <w:szCs w:val="24"/>
         </w:rPr>
@@ -682,14 +1272,14 @@
         </w:numPr>
         <w:jc w:val="left"/>
         <w:rPr>
-          <w:rFonts w:ascii="Cambria" w:eastAsia="STFangsong" w:hAnsi="Cambria"/>
+          <w:rFonts w:ascii="Cambria" w:eastAsia="华文仿宋" w:hAnsi="Cambria"/>
           <w:sz w:val="28"/>
           <w:szCs w:val="28"/>
         </w:rPr>
       </w:pPr>
       <w:r>
         <w:rPr>
-          <w:rFonts w:ascii="Cambria" w:eastAsia="STFangsong" w:hAnsi="Cambria" w:hint="eastAsia"/>
+          <w:rFonts w:ascii="Cambria" w:eastAsia="华文仿宋" w:hAnsi="Cambria" w:hint="eastAsia"/>
           <w:sz w:val="28"/>
           <w:szCs w:val="28"/>
         </w:rPr>
@@ -704,7 +1294,7 @@
         <w:ind w:left="360"/>
         <w:jc w:val="left"/>
         <w:rPr>
-          <w:rFonts w:ascii="Cambria" w:eastAsia="STFangsong" w:hAnsi="Cambria"/>
+          <w:rFonts w:ascii="Cambria" w:eastAsia="华文仿宋" w:hAnsi="Cambria"/>
           <w:sz w:val="24"/>
           <w:szCs w:val="24"/>
         </w:rPr>
@@ -715,15 +1305,14 @@
         <w:widowControl/>
         <w:jc w:val="left"/>
         <w:rPr>
-          <w:rFonts w:ascii="Cambria" w:eastAsia="STFangsong" w:hAnsi="Cambria"/>
-          <w:sz w:val="24"/>
-          <w:szCs w:val="24"/>
-        </w:rPr>
-      </w:pPr>
-      <w:proofErr w:type="gramStart"/>
-      <w:r>
-        <w:rPr>
-          <w:rFonts w:ascii="Cambria" w:eastAsia="STFangsong" w:hAnsi="Cambria"/>
+          <w:rFonts w:ascii="Cambria" w:eastAsia="华文仿宋" w:hAnsi="Cambria"/>
+          <w:sz w:val="24"/>
+          <w:szCs w:val="24"/>
+        </w:rPr>
+      </w:pPr>
+      <w:r>
+        <w:rPr>
+          <w:rFonts w:ascii="Cambria" w:eastAsia="华文仿宋" w:hAnsi="Cambria"/>
           <w:sz w:val="24"/>
           <w:szCs w:val="24"/>
         </w:rPr>
@@ -731,7 +1320,7 @@
       </w:r>
       <w:r>
         <w:rPr>
-          <w:rFonts w:ascii="Cambria" w:eastAsia="STFangsong" w:hAnsi="Cambria"/>
+          <w:rFonts w:ascii="Cambria" w:eastAsia="华文仿宋" w:hAnsi="Cambria"/>
           <w:sz w:val="24"/>
           <w:szCs w:val="24"/>
         </w:rPr>
@@ -739,27 +1328,26 @@
       </w:r>
       <w:r>
         <w:rPr>
-          <w:rFonts w:ascii="Cambria" w:eastAsia="STFangsong" w:hAnsi="Cambria" w:hint="eastAsia"/>
+          <w:rFonts w:ascii="Cambria" w:eastAsia="华文仿宋" w:hAnsi="Cambria" w:hint="eastAsia"/>
           <w:sz w:val="24"/>
           <w:szCs w:val="24"/>
         </w:rPr>
         <w:t>总论</w:t>
       </w:r>
-      <w:proofErr w:type="gramEnd"/>
     </w:p>
     <w:p>
       <w:pPr>
         <w:widowControl/>
         <w:jc w:val="left"/>
         <w:rPr>
-          <w:rFonts w:ascii="Cambria" w:eastAsia="STFangsong" w:hAnsi="Cambria"/>
-          <w:sz w:val="24"/>
-          <w:szCs w:val="24"/>
-        </w:rPr>
-      </w:pPr>
-      <w:r>
-        <w:rPr>
-          <w:rFonts w:ascii="Cambria" w:eastAsia="STFangsong" w:hAnsi="Cambria"/>
+          <w:rFonts w:ascii="Cambria" w:eastAsia="华文仿宋" w:hAnsi="Cambria"/>
+          <w:sz w:val="24"/>
+          <w:szCs w:val="24"/>
+        </w:rPr>
+      </w:pPr>
+      <w:r>
+        <w:rPr>
+          <w:rFonts w:ascii="Cambria" w:eastAsia="华文仿宋" w:hAnsi="Cambria"/>
           <w:sz w:val="24"/>
           <w:szCs w:val="24"/>
         </w:rPr>
@@ -767,7 +1355,7 @@
       </w:r>
       <w:r>
         <w:rPr>
-          <w:rFonts w:ascii="Cambria" w:eastAsia="STFangsong" w:hAnsi="Cambria" w:hint="eastAsia"/>
+          <w:rFonts w:ascii="Cambria" w:eastAsia="华文仿宋" w:hAnsi="Cambria" w:hint="eastAsia"/>
           <w:sz w:val="24"/>
           <w:szCs w:val="24"/>
         </w:rPr>
@@ -775,7 +1363,7 @@
       </w:r>
       <w:r>
         <w:rPr>
-          <w:rFonts w:ascii="Cambria" w:eastAsia="STFangsong" w:hAnsi="Cambria"/>
+          <w:rFonts w:ascii="Cambria" w:eastAsia="华文仿宋" w:hAnsi="Cambria"/>
           <w:sz w:val="24"/>
           <w:szCs w:val="24"/>
         </w:rPr>
@@ -783,7 +1371,7 @@
       </w:r>
       <w:r>
         <w:rPr>
-          <w:rFonts w:ascii="Cambria" w:eastAsia="STFangsong" w:hAnsi="Cambria" w:hint="eastAsia"/>
+          <w:rFonts w:ascii="Cambria" w:eastAsia="华文仿宋" w:hAnsi="Cambria" w:hint="eastAsia"/>
           <w:sz w:val="24"/>
           <w:szCs w:val="24"/>
         </w:rPr>
@@ -791,7 +1379,7 @@
       </w:r>
       <w:r>
         <w:rPr>
-          <w:rFonts w:ascii="Cambria" w:eastAsia="STFangsong" w:hAnsi="Cambria"/>
+          <w:rFonts w:ascii="Cambria" w:eastAsia="华文仿宋" w:hAnsi="Cambria"/>
           <w:sz w:val="24"/>
           <w:szCs w:val="24"/>
         </w:rPr>
@@ -799,7 +1387,7 @@
       </w:r>
       <w:r>
         <w:rPr>
-          <w:rFonts w:ascii="Cambria" w:eastAsia="STFangsong" w:hAnsi="Cambria" w:hint="eastAsia"/>
+          <w:rFonts w:ascii="Cambria" w:eastAsia="华文仿宋" w:hAnsi="Cambria" w:hint="eastAsia"/>
           <w:sz w:val="24"/>
           <w:szCs w:val="24"/>
         </w:rPr>
@@ -807,7 +1395,7 @@
       </w:r>
       <w:r>
         <w:rPr>
-          <w:rFonts w:ascii="Cambria" w:eastAsia="STFangsong" w:hAnsi="Cambria" w:hint="eastAsia"/>
+          <w:rFonts w:ascii="Cambria" w:eastAsia="华文仿宋" w:hAnsi="Cambria" w:hint="eastAsia"/>
           <w:sz w:val="24"/>
           <w:szCs w:val="24"/>
         </w:rPr>
@@ -815,7 +1403,7 @@
       </w:r>
       <w:r>
         <w:rPr>
-          <w:rFonts w:ascii="Cambria" w:eastAsia="STFangsong" w:hAnsi="Cambria"/>
+          <w:rFonts w:ascii="Cambria" w:eastAsia="华文仿宋" w:hAnsi="Cambria"/>
           <w:sz w:val="24"/>
           <w:szCs w:val="24"/>
         </w:rPr>
@@ -823,7 +1411,7 @@
       </w:r>
       <w:r>
         <w:rPr>
-          <w:rFonts w:ascii="Cambria" w:eastAsia="STFangsong" w:hAnsi="Cambria" w:hint="eastAsia"/>
+          <w:rFonts w:ascii="Cambria" w:eastAsia="华文仿宋" w:hAnsi="Cambria" w:hint="eastAsia"/>
           <w:sz w:val="24"/>
           <w:szCs w:val="24"/>
         </w:rPr>
@@ -831,7 +1419,7 @@
       </w:r>
       <w:r>
         <w:rPr>
-          <w:rFonts w:ascii="Cambria" w:eastAsia="STFangsong" w:hAnsi="Cambria"/>
+          <w:rFonts w:ascii="Cambria" w:eastAsia="华文仿宋" w:hAnsi="Cambria"/>
           <w:sz w:val="24"/>
           <w:szCs w:val="24"/>
         </w:rPr>
@@ -839,7 +1427,7 @@
       </w:r>
       <w:r>
         <w:rPr>
-          <w:rFonts w:ascii="Cambria" w:eastAsia="STFangsong" w:hAnsi="Cambria"/>
+          <w:rFonts w:ascii="Cambria" w:eastAsia="华文仿宋" w:hAnsi="Cambria"/>
           <w:sz w:val="24"/>
           <w:szCs w:val="24"/>
         </w:rPr>
@@ -847,7 +1435,7 @@
       </w:r>
       <w:r>
         <w:rPr>
-          <w:rFonts w:ascii="Cambria" w:eastAsia="STFangsong" w:hAnsi="Cambria" w:hint="eastAsia"/>
+          <w:rFonts w:ascii="Cambria" w:eastAsia="华文仿宋" w:hAnsi="Cambria" w:hint="eastAsia"/>
           <w:sz w:val="24"/>
           <w:szCs w:val="24"/>
         </w:rPr>
@@ -856,7 +1444,7 @@
       <w:proofErr w:type="spellStart"/>
       <w:r>
         <w:rPr>
-          <w:rFonts w:ascii="Cambria" w:eastAsia="STFangsong" w:hAnsi="Cambria"/>
+          <w:rFonts w:ascii="Cambria" w:eastAsia="华文仿宋" w:hAnsi="Cambria"/>
           <w:sz w:val="24"/>
           <w:szCs w:val="24"/>
         </w:rPr>
@@ -865,7 +1453,7 @@
       <w:proofErr w:type="spellEnd"/>
       <w:r>
         <w:rPr>
-          <w:rFonts w:ascii="Cambria" w:eastAsia="STFangsong" w:hAnsi="Cambria"/>
+          <w:rFonts w:ascii="Cambria" w:eastAsia="华文仿宋" w:hAnsi="Cambria"/>
           <w:sz w:val="24"/>
           <w:szCs w:val="24"/>
         </w:rPr>
@@ -873,29 +1461,11 @@
       </w:r>
       <w:r>
         <w:rPr>
-          <w:rFonts w:ascii="Cambria" w:eastAsia="STFangsong" w:hAnsi="Cambria" w:hint="eastAsia"/>
-          <w:sz w:val="24"/>
-          <w:szCs w:val="24"/>
-        </w:rPr>
-        <w:t>为基类，通过附加不同组件实现不同类型生物的需求。另外，</w:t>
-      </w:r>
-      <w:proofErr w:type="gramStart"/>
-      <w:r>
-        <w:rPr>
-          <w:rFonts w:ascii="Cambria" w:eastAsia="STFangsong" w:hAnsi="Cambria" w:hint="eastAsia"/>
-          <w:sz w:val="24"/>
-          <w:szCs w:val="24"/>
-        </w:rPr>
-        <w:t>该模块还加入了用于实现生物动作的“</w:t>
-      </w:r>
-      <w:proofErr w:type="gramEnd"/>
-      <w:r>
-        <w:rPr>
-          <w:rFonts w:ascii="Cambria" w:eastAsia="STFangsong" w:hAnsi="Cambria" w:hint="eastAsia"/>
-          <w:sz w:val="24"/>
-          <w:szCs w:val="24"/>
-        </w:rPr>
-        <w:t>技能”类及技能攻击判定模块。</w:t>
+          <w:rFonts w:ascii="Cambria" w:eastAsia="华文仿宋" w:hAnsi="Cambria" w:hint="eastAsia"/>
+          <w:sz w:val="24"/>
+          <w:szCs w:val="24"/>
+        </w:rPr>
+        <w:t>为基类，通过附加不同组件实现不同类型生物的需求。另外，该模块还加入了用于实现生物动作的“技能”类及技能攻击判定模块。</w:t>
       </w:r>
     </w:p>
     <w:p>
@@ -903,7 +1473,7 @@
         <w:widowControl/>
         <w:jc w:val="left"/>
         <w:rPr>
-          <w:rFonts w:ascii="Cambria" w:eastAsia="STFangsong" w:hAnsi="Cambria"/>
+          <w:rFonts w:ascii="Cambria" w:eastAsia="华文仿宋" w:hAnsi="Cambria"/>
           <w:sz w:val="24"/>
           <w:szCs w:val="24"/>
         </w:rPr>
@@ -919,14 +1489,14 @@
         </w:numPr>
         <w:jc w:val="left"/>
         <w:rPr>
-          <w:rFonts w:ascii="Cambria" w:eastAsia="STFangsong" w:hAnsi="Cambria"/>
-          <w:sz w:val="24"/>
-          <w:szCs w:val="24"/>
-        </w:rPr>
-      </w:pPr>
-      <w:r>
-        <w:rPr>
-          <w:rFonts w:ascii="Cambria" w:eastAsia="STFangsong" w:hAnsi="Cambria" w:hint="eastAsia"/>
+          <w:rFonts w:ascii="Cambria" w:eastAsia="华文仿宋" w:hAnsi="Cambria"/>
+          <w:sz w:val="24"/>
+          <w:szCs w:val="24"/>
+        </w:rPr>
+      </w:pPr>
+      <w:r>
+        <w:rPr>
+          <w:rFonts w:ascii="Cambria" w:eastAsia="华文仿宋" w:hAnsi="Cambria" w:hint="eastAsia"/>
           <w:sz w:val="24"/>
           <w:szCs w:val="24"/>
         </w:rPr>
@@ -939,14 +1509,14 @@
         <w:ind w:firstLine="420"/>
         <w:jc w:val="left"/>
         <w:rPr>
-          <w:rFonts w:ascii="Cambria" w:eastAsia="STFangsong" w:hAnsi="Cambria"/>
-          <w:sz w:val="24"/>
-          <w:szCs w:val="24"/>
-        </w:rPr>
-      </w:pPr>
-      <w:r>
-        <w:rPr>
-          <w:rFonts w:ascii="Cambria" w:eastAsia="STFangsong" w:hAnsi="Cambria" w:hint="eastAsia"/>
+          <w:rFonts w:ascii="Cambria" w:eastAsia="华文仿宋" w:hAnsi="Cambria"/>
+          <w:sz w:val="24"/>
+          <w:szCs w:val="24"/>
+        </w:rPr>
+      </w:pPr>
+      <w:r>
+        <w:rPr>
+          <w:rFonts w:ascii="Cambria" w:eastAsia="华文仿宋" w:hAnsi="Cambria" w:hint="eastAsia"/>
           <w:sz w:val="24"/>
           <w:szCs w:val="24"/>
         </w:rPr>
@@ -954,7 +1524,7 @@
       </w:r>
       <w:r>
         <w:rPr>
-          <w:rFonts w:ascii="Cambria" w:eastAsia="STFangsong" w:hAnsi="Cambria"/>
+          <w:rFonts w:ascii="Cambria" w:eastAsia="华文仿宋" w:hAnsi="Cambria"/>
           <w:sz w:val="24"/>
           <w:szCs w:val="24"/>
         </w:rPr>
@@ -962,7 +1532,7 @@
       </w:r>
       <w:r>
         <w:rPr>
-          <w:rFonts w:ascii="Cambria" w:eastAsia="STFangsong" w:hAnsi="Cambria"/>
+          <w:rFonts w:ascii="Cambria" w:eastAsia="华文仿宋" w:hAnsi="Cambria"/>
           <w:sz w:val="24"/>
           <w:szCs w:val="24"/>
         </w:rPr>
@@ -970,7 +1540,7 @@
       </w:r>
       <w:r>
         <w:rPr>
-          <w:rFonts w:ascii="Cambria" w:eastAsia="STFangsong" w:hAnsi="Cambria"/>
+          <w:rFonts w:ascii="Cambria" w:eastAsia="华文仿宋" w:hAnsi="Cambria"/>
           <w:sz w:val="24"/>
           <w:szCs w:val="24"/>
         </w:rPr>
@@ -978,7 +1548,7 @@
       </w:r>
       <w:r>
         <w:rPr>
-          <w:rFonts w:ascii="Cambria" w:eastAsia="STFangsong" w:hAnsi="Cambria" w:hint="eastAsia"/>
+          <w:rFonts w:ascii="Cambria" w:eastAsia="华文仿宋" w:hAnsi="Cambria" w:hint="eastAsia"/>
           <w:sz w:val="24"/>
           <w:szCs w:val="24"/>
         </w:rPr>
@@ -986,7 +1556,7 @@
       </w:r>
       <w:r>
         <w:rPr>
-          <w:rFonts w:ascii="Cambria" w:eastAsia="STFangsong" w:hAnsi="Cambria"/>
+          <w:rFonts w:ascii="Cambria" w:eastAsia="华文仿宋" w:hAnsi="Cambria"/>
           <w:sz w:val="24"/>
           <w:szCs w:val="24"/>
         </w:rPr>
@@ -994,7 +1564,7 @@
       </w:r>
       <w:r>
         <w:rPr>
-          <w:rFonts w:ascii="Cambria" w:eastAsia="STFangsong" w:hAnsi="Cambria" w:hint="eastAsia"/>
+          <w:rFonts w:ascii="Cambria" w:eastAsia="华文仿宋" w:hAnsi="Cambria" w:hint="eastAsia"/>
           <w:sz w:val="24"/>
           <w:szCs w:val="24"/>
         </w:rPr>
@@ -1002,7 +1572,7 @@
       </w:r>
       <w:r>
         <w:rPr>
-          <w:rFonts w:ascii="Cambria" w:eastAsia="STFangsong" w:hAnsi="Cambria" w:hint="eastAsia"/>
+          <w:rFonts w:ascii="Cambria" w:eastAsia="华文仿宋" w:hAnsi="Cambria" w:hint="eastAsia"/>
           <w:sz w:val="24"/>
           <w:szCs w:val="24"/>
         </w:rPr>
@@ -1010,7 +1580,7 @@
       </w:r>
       <w:r>
         <w:rPr>
-          <w:rFonts w:ascii="Cambria" w:eastAsia="STFangsong" w:hAnsi="Cambria"/>
+          <w:rFonts w:ascii="Cambria" w:eastAsia="华文仿宋" w:hAnsi="Cambria"/>
           <w:sz w:val="24"/>
           <w:szCs w:val="24"/>
         </w:rPr>
@@ -1018,7 +1588,7 @@
       </w:r>
       <w:r>
         <w:rPr>
-          <w:rFonts w:ascii="Cambria" w:eastAsia="STFangsong" w:hAnsi="Cambria" w:hint="eastAsia"/>
+          <w:rFonts w:ascii="Cambria" w:eastAsia="华文仿宋" w:hAnsi="Cambria" w:hint="eastAsia"/>
           <w:sz w:val="24"/>
           <w:szCs w:val="24"/>
         </w:rPr>
@@ -1026,7 +1596,7 @@
       </w:r>
       <w:r>
         <w:rPr>
-          <w:rFonts w:ascii="Cambria" w:eastAsia="STFangsong" w:hAnsi="Cambria" w:hint="eastAsia"/>
+          <w:rFonts w:ascii="Cambria" w:eastAsia="华文仿宋" w:hAnsi="Cambria" w:hint="eastAsia"/>
           <w:sz w:val="24"/>
           <w:szCs w:val="24"/>
         </w:rPr>
@@ -1034,7 +1604,7 @@
       </w:r>
       <w:r>
         <w:rPr>
-          <w:rFonts w:ascii="Cambria" w:eastAsia="STFangsong" w:hAnsi="Cambria"/>
+          <w:rFonts w:ascii="Cambria" w:eastAsia="华文仿宋" w:hAnsi="Cambria"/>
           <w:sz w:val="24"/>
           <w:szCs w:val="24"/>
         </w:rPr>
@@ -1042,7 +1612,7 @@
       </w:r>
       <w:r>
         <w:rPr>
-          <w:rFonts w:ascii="Cambria" w:eastAsia="STFangsong" w:hAnsi="Cambria" w:hint="eastAsia"/>
+          <w:rFonts w:ascii="Cambria" w:eastAsia="华文仿宋" w:hAnsi="Cambria" w:hint="eastAsia"/>
           <w:sz w:val="24"/>
           <w:szCs w:val="24"/>
         </w:rPr>
@@ -1051,7 +1621,7 @@
       <w:proofErr w:type="spellStart"/>
       <w:r>
         <w:rPr>
-          <w:rFonts w:ascii="Cambria" w:eastAsia="STFangsong" w:hAnsi="Cambria" w:hint="eastAsia"/>
+          <w:rFonts w:ascii="Cambria" w:eastAsia="华文仿宋" w:hAnsi="Cambria" w:hint="eastAsia"/>
           <w:sz w:val="24"/>
           <w:szCs w:val="24"/>
         </w:rPr>
@@ -1059,7 +1629,7 @@
       </w:r>
       <w:r>
         <w:rPr>
-          <w:rFonts w:ascii="Cambria" w:eastAsia="STFangsong" w:hAnsi="Cambria"/>
+          <w:rFonts w:ascii="Cambria" w:eastAsia="华文仿宋" w:hAnsi="Cambria"/>
           <w:sz w:val="24"/>
           <w:szCs w:val="24"/>
         </w:rPr>
@@ -1068,7 +1638,7 @@
       <w:proofErr w:type="spellEnd"/>
       <w:r>
         <w:rPr>
-          <w:rFonts w:ascii="Cambria" w:eastAsia="STFangsong" w:hAnsi="Cambria" w:hint="eastAsia"/>
+          <w:rFonts w:ascii="Cambria" w:eastAsia="华文仿宋" w:hAnsi="Cambria" w:hint="eastAsia"/>
           <w:sz w:val="24"/>
           <w:szCs w:val="24"/>
         </w:rPr>
@@ -1077,7 +1647,7 @@
       <w:proofErr w:type="spellStart"/>
       <w:r>
         <w:rPr>
-          <w:rFonts w:ascii="Cambria" w:eastAsia="STFangsong" w:hAnsi="Cambria" w:hint="eastAsia"/>
+          <w:rFonts w:ascii="Cambria" w:eastAsia="华文仿宋" w:hAnsi="Cambria" w:hint="eastAsia"/>
           <w:sz w:val="24"/>
           <w:szCs w:val="24"/>
         </w:rPr>
@@ -1085,7 +1655,7 @@
       </w:r>
       <w:r>
         <w:rPr>
-          <w:rFonts w:ascii="Cambria" w:eastAsia="STFangsong" w:hAnsi="Cambria"/>
+          <w:rFonts w:ascii="Cambria" w:eastAsia="华文仿宋" w:hAnsi="Cambria"/>
           <w:sz w:val="24"/>
           <w:szCs w:val="24"/>
         </w:rPr>
@@ -1094,7 +1664,7 @@
       <w:proofErr w:type="spellEnd"/>
       <w:r>
         <w:rPr>
-          <w:rFonts w:ascii="Cambria" w:eastAsia="STFangsong" w:hAnsi="Cambria" w:hint="eastAsia"/>
+          <w:rFonts w:ascii="Cambria" w:eastAsia="华文仿宋" w:hAnsi="Cambria" w:hint="eastAsia"/>
           <w:sz w:val="24"/>
           <w:szCs w:val="24"/>
         </w:rPr>
@@ -1107,14 +1677,14 @@
         <w:ind w:firstLine="420"/>
         <w:jc w:val="left"/>
         <w:rPr>
-          <w:rFonts w:ascii="Cambria" w:eastAsia="STFangsong" w:hAnsi="Cambria"/>
-          <w:sz w:val="24"/>
-          <w:szCs w:val="24"/>
-        </w:rPr>
-      </w:pPr>
-      <w:r>
-        <w:rPr>
-          <w:rFonts w:ascii="STFangsong" w:eastAsia="STFangsong" w:hAnsi="STFangsong" w:hint="eastAsia"/>
+          <w:rFonts w:ascii="Cambria" w:eastAsia="华文仿宋" w:hAnsi="Cambria"/>
+          <w:sz w:val="24"/>
+          <w:szCs w:val="24"/>
+        </w:rPr>
+      </w:pPr>
+      <w:r>
+        <w:rPr>
+          <w:rFonts w:ascii="华文仿宋" w:eastAsia="华文仿宋" w:hAnsi="华文仿宋" w:hint="eastAsia"/>
           <w:sz w:val="24"/>
           <w:szCs w:val="24"/>
         </w:rPr>
@@ -1123,7 +1693,7 @@
       <w:proofErr w:type="spellStart"/>
       <w:r>
         <w:rPr>
-          <w:rFonts w:ascii="Cambria" w:eastAsia="STFangsong" w:hAnsi="Cambria" w:hint="eastAsia"/>
+          <w:rFonts w:ascii="Cambria" w:eastAsia="华文仿宋" w:hAnsi="Cambria" w:hint="eastAsia"/>
           <w:sz w:val="24"/>
           <w:szCs w:val="24"/>
         </w:rPr>
@@ -1131,7 +1701,7 @@
       </w:r>
       <w:r>
         <w:rPr>
-          <w:rFonts w:ascii="Cambria" w:eastAsia="STFangsong" w:hAnsi="Cambria"/>
+          <w:rFonts w:ascii="Cambria" w:eastAsia="华文仿宋" w:hAnsi="Cambria"/>
           <w:sz w:val="24"/>
           <w:szCs w:val="24"/>
         </w:rPr>
@@ -1140,7 +1710,7 @@
       <w:proofErr w:type="spellEnd"/>
       <w:r>
         <w:rPr>
-          <w:rFonts w:ascii="Cambria" w:eastAsia="STFangsong" w:hAnsi="Cambria" w:hint="eastAsia"/>
+          <w:rFonts w:ascii="Cambria" w:eastAsia="华文仿宋" w:hAnsi="Cambria" w:hint="eastAsia"/>
           <w:sz w:val="24"/>
           <w:szCs w:val="24"/>
         </w:rPr>
@@ -1148,7 +1718,7 @@
       </w:r>
       <w:r>
         <w:rPr>
-          <w:rFonts w:ascii="Cambria" w:eastAsia="STFangsong" w:hAnsi="Cambria" w:hint="eastAsia"/>
+          <w:rFonts w:ascii="Cambria" w:eastAsia="华文仿宋" w:hAnsi="Cambria" w:hint="eastAsia"/>
           <w:sz w:val="24"/>
           <w:szCs w:val="24"/>
         </w:rPr>
@@ -1156,7 +1726,7 @@
       </w:r>
       <w:r>
         <w:rPr>
-          <w:rFonts w:ascii="Cambria" w:eastAsia="STFangsong" w:hAnsi="Cambria"/>
+          <w:rFonts w:ascii="Cambria" w:eastAsia="华文仿宋" w:hAnsi="Cambria"/>
           <w:sz w:val="24"/>
           <w:szCs w:val="24"/>
         </w:rPr>
@@ -1164,7 +1734,7 @@
       </w:r>
       <w:r>
         <w:rPr>
-          <w:rFonts w:ascii="Cambria" w:eastAsia="STFangsong" w:hAnsi="Cambria" w:hint="eastAsia"/>
+          <w:rFonts w:ascii="Cambria" w:eastAsia="华文仿宋" w:hAnsi="Cambria" w:hint="eastAsia"/>
           <w:sz w:val="24"/>
           <w:szCs w:val="24"/>
         </w:rPr>
@@ -1172,7 +1742,7 @@
       </w:r>
       <w:r>
         <w:rPr>
-          <w:rFonts w:ascii="Cambria" w:eastAsia="STFangsong" w:hAnsi="Cambria" w:hint="eastAsia"/>
+          <w:rFonts w:ascii="Cambria" w:eastAsia="华文仿宋" w:hAnsi="Cambria" w:hint="eastAsia"/>
           <w:sz w:val="24"/>
           <w:szCs w:val="24"/>
         </w:rPr>
@@ -1180,7 +1750,7 @@
       </w:r>
       <w:r>
         <w:rPr>
-          <w:rFonts w:ascii="Cambria" w:eastAsia="STFangsong" w:hAnsi="Cambria"/>
+          <w:rFonts w:ascii="Cambria" w:eastAsia="华文仿宋" w:hAnsi="Cambria"/>
           <w:sz w:val="24"/>
           <w:szCs w:val="24"/>
         </w:rPr>
@@ -1188,7 +1758,7 @@
       </w:r>
       <w:r>
         <w:rPr>
-          <w:rFonts w:ascii="Cambria" w:eastAsia="STFangsong" w:hAnsi="Cambria" w:hint="eastAsia"/>
+          <w:rFonts w:ascii="Cambria" w:eastAsia="华文仿宋" w:hAnsi="Cambria" w:hint="eastAsia"/>
           <w:sz w:val="24"/>
           <w:szCs w:val="24"/>
         </w:rPr>
@@ -1200,14 +1770,14 @@
         <w:widowControl/>
         <w:jc w:val="left"/>
         <w:rPr>
-          <w:rFonts w:ascii="Cambria" w:eastAsia="STFangsong" w:hAnsi="Cambria"/>
-          <w:sz w:val="24"/>
-          <w:szCs w:val="24"/>
-        </w:rPr>
-      </w:pPr>
-      <w:r>
-        <w:rPr>
-          <w:rFonts w:ascii="Cambria" w:eastAsia="STFangsong" w:hAnsi="Cambria"/>
+          <w:rFonts w:ascii="Cambria" w:eastAsia="华文仿宋" w:hAnsi="Cambria"/>
+          <w:sz w:val="24"/>
+          <w:szCs w:val="24"/>
+        </w:rPr>
+      </w:pPr>
+      <w:r>
+        <w:rPr>
+          <w:rFonts w:ascii="Cambria" w:eastAsia="华文仿宋" w:hAnsi="Cambria"/>
           <w:sz w:val="24"/>
           <w:szCs w:val="24"/>
         </w:rPr>
@@ -1224,14 +1794,14 @@
         </w:numPr>
         <w:jc w:val="left"/>
         <w:rPr>
-          <w:rFonts w:ascii="Cambria" w:eastAsia="STFangsong" w:hAnsi="Cambria"/>
+          <w:rFonts w:ascii="Cambria" w:eastAsia="华文仿宋" w:hAnsi="Cambria"/>
           <w:sz w:val="28"/>
           <w:szCs w:val="28"/>
         </w:rPr>
       </w:pPr>
       <w:r>
         <w:rPr>
-          <w:rFonts w:ascii="Cambria" w:eastAsia="STFangsong" w:hAnsi="Cambria" w:hint="eastAsia"/>
+          <w:rFonts w:ascii="Cambria" w:eastAsia="华文仿宋" w:hAnsi="Cambria" w:hint="eastAsia"/>
           <w:sz w:val="28"/>
           <w:szCs w:val="28"/>
         </w:rPr>
@@ -1240,7 +1810,7 @@
       </w:r>
       <w:r>
         <w:rPr>
-          <w:rFonts w:ascii="Cambria" w:eastAsia="STFangsong" w:hAnsi="Cambria"/>
+          <w:rFonts w:ascii="Cambria" w:eastAsia="华文仿宋" w:hAnsi="Cambria"/>
           <w:sz w:val="28"/>
           <w:szCs w:val="28"/>
         </w:rPr>
@@ -1248,7 +1818,7 @@
       </w:r>
       <w:r>
         <w:rPr>
-          <w:rFonts w:ascii="Cambria" w:eastAsia="STFangsong" w:hAnsi="Cambria" w:hint="eastAsia"/>
+          <w:rFonts w:ascii="Cambria" w:eastAsia="华文仿宋" w:hAnsi="Cambria" w:hint="eastAsia"/>
           <w:sz w:val="28"/>
           <w:szCs w:val="28"/>
         </w:rPr>
@@ -1260,7 +1830,7 @@
         <w:widowControl/>
         <w:jc w:val="left"/>
         <w:rPr>
-          <w:rFonts w:ascii="Cambria" w:eastAsia="STFangsong" w:hAnsi="Cambria"/>
+          <w:rFonts w:ascii="Cambria" w:eastAsia="华文仿宋" w:hAnsi="Cambria"/>
           <w:sz w:val="24"/>
           <w:szCs w:val="24"/>
         </w:rPr>
@@ -1271,15 +1841,14 @@
         <w:widowControl/>
         <w:jc w:val="left"/>
         <w:rPr>
-          <w:rFonts w:ascii="Cambria" w:eastAsia="STFangsong" w:hAnsi="Cambria"/>
-          <w:sz w:val="24"/>
-          <w:szCs w:val="24"/>
-        </w:rPr>
-      </w:pPr>
-      <w:proofErr w:type="gramStart"/>
-      <w:r>
-        <w:rPr>
-          <w:rFonts w:ascii="Cambria" w:eastAsia="STFangsong" w:hAnsi="Cambria"/>
+          <w:rFonts w:ascii="Cambria" w:eastAsia="华文仿宋" w:hAnsi="Cambria"/>
+          <w:sz w:val="24"/>
+          <w:szCs w:val="24"/>
+        </w:rPr>
+      </w:pPr>
+      <w:r>
+        <w:rPr>
+          <w:rFonts w:ascii="Cambria" w:eastAsia="华文仿宋" w:hAnsi="Cambria"/>
           <w:sz w:val="24"/>
           <w:szCs w:val="24"/>
         </w:rPr>
@@ -1287,16 +1856,15 @@
       </w:r>
       <w:r>
         <w:rPr>
-          <w:rFonts w:ascii="Cambria" w:eastAsia="STFangsong" w:hAnsi="Cambria" w:hint="eastAsia"/>
+          <w:rFonts w:ascii="Cambria" w:eastAsia="华文仿宋" w:hAnsi="Cambria" w:hint="eastAsia"/>
           <w:sz w:val="24"/>
           <w:szCs w:val="24"/>
         </w:rPr>
         <w:t>Na</w:t>
       </w:r>
-      <w:proofErr w:type="gramEnd"/>
-      <w:r>
-        <w:rPr>
-          <w:rFonts w:ascii="Cambria" w:eastAsia="STFangsong" w:hAnsi="Cambria"/>
+      <w:r>
+        <w:rPr>
+          <w:rFonts w:ascii="Cambria" w:eastAsia="华文仿宋" w:hAnsi="Cambria"/>
           <w:sz w:val="24"/>
           <w:szCs w:val="24"/>
         </w:rPr>
@@ -1304,7 +1872,7 @@
       </w:r>
       <w:r>
         <w:rPr>
-          <w:rFonts w:ascii="Cambria" w:eastAsia="STFangsong" w:hAnsi="Cambria" w:hint="eastAsia"/>
+          <w:rFonts w:ascii="Cambria" w:eastAsia="华文仿宋" w:hAnsi="Cambria" w:hint="eastAsia"/>
           <w:sz w:val="24"/>
           <w:szCs w:val="24"/>
         </w:rPr>
@@ -1316,14 +1884,14 @@
         <w:widowControl/>
         <w:jc w:val="left"/>
         <w:rPr>
-          <w:rFonts w:ascii="Cambria" w:eastAsia="STFangsong" w:hAnsi="Cambria"/>
-          <w:sz w:val="24"/>
-          <w:szCs w:val="24"/>
-        </w:rPr>
-      </w:pPr>
-      <w:r>
-        <w:rPr>
-          <w:rFonts w:ascii="Cambria" w:eastAsia="STFangsong" w:hAnsi="Cambria"/>
+          <w:rFonts w:ascii="Cambria" w:eastAsia="华文仿宋" w:hAnsi="Cambria"/>
+          <w:sz w:val="24"/>
+          <w:szCs w:val="24"/>
+        </w:rPr>
+      </w:pPr>
+      <w:r>
+        <w:rPr>
+          <w:rFonts w:ascii="Cambria" w:eastAsia="华文仿宋" w:hAnsi="Cambria"/>
           <w:sz w:val="24"/>
           <w:szCs w:val="24"/>
         </w:rPr>
@@ -1331,7 +1899,7 @@
       </w:r>
       <w:r>
         <w:rPr>
-          <w:rFonts w:ascii="Cambria" w:eastAsia="STFangsong" w:hAnsi="Cambria" w:hint="eastAsia"/>
+          <w:rFonts w:ascii="Cambria" w:eastAsia="华文仿宋" w:hAnsi="Cambria" w:hint="eastAsia"/>
           <w:sz w:val="24"/>
           <w:szCs w:val="24"/>
         </w:rPr>
@@ -1339,7 +1907,7 @@
       </w:r>
       <w:r>
         <w:rPr>
-          <w:rFonts w:ascii="Cambria" w:eastAsia="STFangsong" w:hAnsi="Cambria"/>
+          <w:rFonts w:ascii="Cambria" w:eastAsia="华文仿宋" w:hAnsi="Cambria"/>
           <w:sz w:val="24"/>
           <w:szCs w:val="24"/>
         </w:rPr>
@@ -1347,7 +1915,7 @@
       </w:r>
       <w:r>
         <w:rPr>
-          <w:rFonts w:ascii="Cambria" w:eastAsia="STFangsong" w:hAnsi="Cambria" w:hint="eastAsia"/>
+          <w:rFonts w:ascii="Cambria" w:eastAsia="华文仿宋" w:hAnsi="Cambria" w:hint="eastAsia"/>
           <w:sz w:val="24"/>
           <w:szCs w:val="24"/>
         </w:rPr>
@@ -1355,7 +1923,7 @@
       </w:r>
       <w:r>
         <w:rPr>
-          <w:rFonts w:ascii="Cambria" w:eastAsia="STFangsong" w:hAnsi="Cambria" w:hint="eastAsia"/>
+          <w:rFonts w:ascii="Cambria" w:eastAsia="华文仿宋" w:hAnsi="Cambria" w:hint="eastAsia"/>
           <w:sz w:val="24"/>
           <w:szCs w:val="24"/>
         </w:rPr>
@@ -1364,7 +1932,7 @@
       <w:proofErr w:type="spellStart"/>
       <w:r>
         <w:rPr>
-          <w:rFonts w:ascii="Cambria" w:eastAsia="STFangsong" w:hAnsi="Cambria"/>
+          <w:rFonts w:ascii="Cambria" w:eastAsia="华文仿宋" w:hAnsi="Cambria"/>
           <w:sz w:val="24"/>
           <w:szCs w:val="24"/>
         </w:rPr>
@@ -1373,7 +1941,7 @@
       <w:proofErr w:type="spellEnd"/>
       <w:r>
         <w:rPr>
-          <w:rFonts w:ascii="Cambria" w:eastAsia="STFangsong" w:hAnsi="Cambria"/>
+          <w:rFonts w:ascii="Cambria" w:eastAsia="华文仿宋" w:hAnsi="Cambria"/>
           <w:sz w:val="24"/>
           <w:szCs w:val="24"/>
         </w:rPr>
@@ -1381,7 +1949,7 @@
       </w:r>
       <w:r>
         <w:rPr>
-          <w:rFonts w:ascii="Cambria" w:eastAsia="STFangsong" w:hAnsi="Cambria" w:hint="eastAsia"/>
+          <w:rFonts w:ascii="Cambria" w:eastAsia="华文仿宋" w:hAnsi="Cambria" w:hint="eastAsia"/>
           <w:sz w:val="24"/>
           <w:szCs w:val="24"/>
         </w:rPr>
@@ -1389,7 +1957,7 @@
       </w:r>
       <w:r>
         <w:rPr>
-          <w:rFonts w:ascii="Cambria" w:eastAsia="STFangsong" w:hAnsi="Cambria" w:hint="eastAsia"/>
+          <w:rFonts w:ascii="Cambria" w:eastAsia="华文仿宋" w:hAnsi="Cambria" w:hint="eastAsia"/>
           <w:sz w:val="24"/>
           <w:szCs w:val="24"/>
         </w:rPr>
@@ -1397,7 +1965,7 @@
       </w:r>
       <w:r>
         <w:rPr>
-          <w:rFonts w:ascii="Cambria" w:eastAsia="STFangsong" w:hAnsi="Cambria"/>
+          <w:rFonts w:ascii="Cambria" w:eastAsia="华文仿宋" w:hAnsi="Cambria"/>
           <w:sz w:val="24"/>
           <w:szCs w:val="24"/>
         </w:rPr>
@@ -1405,7 +1973,7 @@
       </w:r>
       <w:r>
         <w:rPr>
-          <w:rFonts w:ascii="Cambria" w:eastAsia="STFangsong" w:hAnsi="Cambria" w:hint="eastAsia"/>
+          <w:rFonts w:ascii="Cambria" w:eastAsia="华文仿宋" w:hAnsi="Cambria" w:hint="eastAsia"/>
           <w:sz w:val="24"/>
           <w:szCs w:val="24"/>
         </w:rPr>
@@ -1413,7 +1981,7 @@
       </w:r>
       <w:r>
         <w:rPr>
-          <w:rFonts w:ascii="Cambria" w:eastAsia="STFangsong" w:hAnsi="Cambria"/>
+          <w:rFonts w:ascii="Cambria" w:eastAsia="华文仿宋" w:hAnsi="Cambria"/>
           <w:sz w:val="24"/>
           <w:szCs w:val="24"/>
         </w:rPr>
@@ -1421,7 +1989,7 @@
       </w:r>
       <w:r>
         <w:rPr>
-          <w:rFonts w:ascii="Cambria" w:eastAsia="STFangsong" w:hAnsi="Cambria" w:hint="eastAsia"/>
+          <w:rFonts w:ascii="Cambria" w:eastAsia="华文仿宋" w:hAnsi="Cambria" w:hint="eastAsia"/>
           <w:sz w:val="24"/>
           <w:szCs w:val="24"/>
         </w:rPr>
@@ -1429,7 +1997,7 @@
       </w:r>
       <w:r>
         <w:rPr>
-          <w:rFonts w:ascii="Cambria" w:eastAsia="STFangsong" w:hAnsi="Cambria"/>
+          <w:rFonts w:ascii="Cambria" w:eastAsia="华文仿宋" w:hAnsi="Cambria"/>
           <w:sz w:val="24"/>
           <w:szCs w:val="24"/>
         </w:rPr>
@@ -1437,7 +2005,7 @@
       </w:r>
       <w:r>
         <w:rPr>
-          <w:rFonts w:ascii="Cambria" w:eastAsia="STFangsong" w:hAnsi="Cambria" w:hint="eastAsia"/>
+          <w:rFonts w:ascii="Cambria" w:eastAsia="华文仿宋" w:hAnsi="Cambria" w:hint="eastAsia"/>
           <w:sz w:val="24"/>
           <w:szCs w:val="24"/>
         </w:rPr>
@@ -1445,7 +2013,7 @@
       </w:r>
       <w:r>
         <w:rPr>
-          <w:rFonts w:ascii="Cambria" w:eastAsia="STFangsong" w:hAnsi="Cambria" w:hint="eastAsia"/>
+          <w:rFonts w:ascii="Cambria" w:eastAsia="华文仿宋" w:hAnsi="Cambria" w:hint="eastAsia"/>
           <w:sz w:val="24"/>
           <w:szCs w:val="24"/>
         </w:rPr>
@@ -1453,7 +2021,7 @@
       </w:r>
       <w:r>
         <w:rPr>
-          <w:rFonts w:ascii="Cambria" w:eastAsia="STFangsong" w:hAnsi="Cambria"/>
+          <w:rFonts w:ascii="Cambria" w:eastAsia="华文仿宋" w:hAnsi="Cambria"/>
           <w:sz w:val="24"/>
           <w:szCs w:val="24"/>
         </w:rPr>
@@ -1461,7 +2029,7 @@
       </w:r>
       <w:r>
         <w:rPr>
-          <w:rFonts w:ascii="Cambria" w:eastAsia="STFangsong" w:hAnsi="Cambria" w:hint="eastAsia"/>
+          <w:rFonts w:ascii="Cambria" w:eastAsia="华文仿宋" w:hAnsi="Cambria" w:hint="eastAsia"/>
           <w:sz w:val="24"/>
           <w:szCs w:val="24"/>
         </w:rPr>
@@ -1469,7 +2037,7 @@
       </w:r>
       <w:r>
         <w:rPr>
-          <w:rFonts w:ascii="Cambria" w:eastAsia="STFangsong" w:hAnsi="Cambria" w:hint="eastAsia"/>
+          <w:rFonts w:ascii="Cambria" w:eastAsia="华文仿宋" w:hAnsi="Cambria" w:hint="eastAsia"/>
           <w:sz w:val="24"/>
           <w:szCs w:val="24"/>
         </w:rPr>
@@ -1477,7 +2045,7 @@
       </w:r>
       <w:r>
         <w:rPr>
-          <w:rFonts w:ascii="Cambria" w:eastAsia="STFangsong" w:hAnsi="Cambria" w:hint="eastAsia"/>
+          <w:rFonts w:ascii="Cambria" w:eastAsia="华文仿宋" w:hAnsi="Cambria" w:hint="eastAsia"/>
           <w:sz w:val="24"/>
           <w:szCs w:val="24"/>
         </w:rPr>
@@ -1489,7 +2057,7 @@
         <w:widowControl/>
         <w:jc w:val="left"/>
         <w:rPr>
-          <w:rFonts w:ascii="Cambria" w:eastAsia="STFangsong" w:hAnsi="Cambria"/>
+          <w:rFonts w:ascii="Cambria" w:eastAsia="华文仿宋" w:hAnsi="Cambria"/>
           <w:sz w:val="24"/>
           <w:szCs w:val="24"/>
         </w:rPr>
@@ -1500,31 +2068,22 @@
         <w:widowControl/>
         <w:jc w:val="left"/>
         <w:rPr>
-          <w:rFonts w:ascii="Cambria" w:eastAsia="STFangsong" w:hAnsi="Cambria"/>
-          <w:sz w:val="24"/>
-          <w:szCs w:val="24"/>
-        </w:rPr>
-      </w:pPr>
-      <w:r>
-        <w:rPr>
-          <w:rFonts w:ascii="Cambria" w:eastAsia="STFangsong" w:hAnsi="Cambria"/>
-          <w:sz w:val="24"/>
-          <w:szCs w:val="24"/>
-        </w:rPr>
-        <w:t xml:space="preserve">    </w:t>
-      </w:r>
-      <w:proofErr w:type="gramStart"/>
-      <w:r>
-        <w:rPr>
-          <w:rFonts w:ascii="Cambria" w:eastAsia="STFangsong" w:hAnsi="Cambria"/>
-          <w:sz w:val="24"/>
-          <w:szCs w:val="24"/>
-        </w:rPr>
-        <w:t xml:space="preserve">2.1.1  </w:t>
-      </w:r>
-      <w:r>
-        <w:rPr>
-          <w:rFonts w:ascii="Cambria" w:eastAsia="STFangsong" w:hAnsi="Cambria" w:hint="eastAsia"/>
+          <w:rFonts w:ascii="Cambria" w:eastAsia="华文仿宋" w:hAnsi="Cambria"/>
+          <w:sz w:val="24"/>
+          <w:szCs w:val="24"/>
+        </w:rPr>
+      </w:pPr>
+      <w:r>
+        <w:rPr>
+          <w:rFonts w:ascii="Cambria" w:eastAsia="华文仿宋" w:hAnsi="Cambria"/>
+          <w:sz w:val="24"/>
+          <w:szCs w:val="24"/>
+        </w:rPr>
+        <w:t xml:space="preserve">    2.1.1  </w:t>
+      </w:r>
+      <w:r>
+        <w:rPr>
+          <w:rFonts w:ascii="Cambria" w:eastAsia="华文仿宋" w:hAnsi="Cambria" w:hint="eastAsia"/>
           <w:sz w:val="24"/>
           <w:szCs w:val="24"/>
         </w:rPr>
@@ -1532,27 +2091,26 @@
       </w:r>
       <w:r>
         <w:rPr>
-          <w:rFonts w:ascii="Cambria" w:eastAsia="STFangsong" w:hAnsi="Cambria" w:hint="eastAsia"/>
+          <w:rFonts w:ascii="Cambria" w:eastAsia="华文仿宋" w:hAnsi="Cambria" w:hint="eastAsia"/>
           <w:sz w:val="24"/>
           <w:szCs w:val="24"/>
         </w:rPr>
         <w:t>配置</w:t>
       </w:r>
-      <w:proofErr w:type="gramEnd"/>
     </w:p>
     <w:p>
       <w:pPr>
         <w:widowControl/>
         <w:jc w:val="left"/>
         <w:rPr>
-          <w:rFonts w:ascii="Cambria" w:eastAsia="STFangsong" w:hAnsi="Cambria"/>
-          <w:sz w:val="24"/>
-          <w:szCs w:val="24"/>
-        </w:rPr>
-      </w:pPr>
-      <w:r>
-        <w:rPr>
-          <w:rFonts w:ascii="Cambria" w:eastAsia="STFangsong" w:hAnsi="Cambria"/>
+          <w:rFonts w:ascii="Cambria" w:eastAsia="华文仿宋" w:hAnsi="Cambria"/>
+          <w:sz w:val="24"/>
+          <w:szCs w:val="24"/>
+        </w:rPr>
+      </w:pPr>
+      <w:r>
+        <w:rPr>
+          <w:rFonts w:ascii="Cambria" w:eastAsia="华文仿宋" w:hAnsi="Cambria"/>
           <w:sz w:val="24"/>
           <w:szCs w:val="24"/>
         </w:rPr>
@@ -1560,7 +2118,7 @@
       </w:r>
       <w:r>
         <w:rPr>
-          <w:rFonts w:ascii="Cambria" w:eastAsia="STFangsong" w:hAnsi="Cambria" w:hint="eastAsia"/>
+          <w:rFonts w:ascii="Cambria" w:eastAsia="华文仿宋" w:hAnsi="Cambria" w:hint="eastAsia"/>
           <w:sz w:val="24"/>
           <w:szCs w:val="24"/>
         </w:rPr>
@@ -1568,7 +2126,7 @@
       </w:r>
       <w:r>
         <w:rPr>
-          <w:rFonts w:ascii="Cambria" w:eastAsia="STFangsong" w:hAnsi="Cambria"/>
+          <w:rFonts w:ascii="Cambria" w:eastAsia="华文仿宋" w:hAnsi="Cambria"/>
           <w:sz w:val="24"/>
           <w:szCs w:val="24"/>
         </w:rPr>
@@ -1576,7 +2134,7 @@
       </w:r>
       <w:r>
         <w:rPr>
-          <w:rFonts w:ascii="Cambria" w:eastAsia="STFangsong" w:hAnsi="Cambria" w:hint="eastAsia"/>
+          <w:rFonts w:ascii="Cambria" w:eastAsia="华文仿宋" w:hAnsi="Cambria" w:hint="eastAsia"/>
           <w:sz w:val="24"/>
           <w:szCs w:val="24"/>
         </w:rPr>
@@ -1584,7 +2142,7 @@
       </w:r>
       <w:r>
         <w:rPr>
-          <w:rFonts w:ascii="Cambria" w:eastAsia="STFangsong" w:hAnsi="Cambria" w:hint="eastAsia"/>
+          <w:rFonts w:ascii="Cambria" w:eastAsia="华文仿宋" w:hAnsi="Cambria" w:hint="eastAsia"/>
           <w:sz w:val="24"/>
           <w:szCs w:val="24"/>
         </w:rPr>
@@ -1592,7 +2150,7 @@
       </w:r>
       <w:r>
         <w:rPr>
-          <w:rFonts w:ascii="Cambria" w:eastAsia="STFangsong" w:hAnsi="Cambria"/>
+          <w:rFonts w:ascii="Cambria" w:eastAsia="华文仿宋" w:hAnsi="Cambria"/>
           <w:sz w:val="24"/>
           <w:szCs w:val="24"/>
         </w:rPr>
@@ -1600,7 +2158,7 @@
       </w:r>
       <w:r>
         <w:rPr>
-          <w:rFonts w:ascii="Cambria" w:eastAsia="STFangsong" w:hAnsi="Cambria" w:hint="eastAsia"/>
+          <w:rFonts w:ascii="Cambria" w:eastAsia="华文仿宋" w:hAnsi="Cambria" w:hint="eastAsia"/>
           <w:sz w:val="24"/>
           <w:szCs w:val="24"/>
         </w:rPr>
@@ -1608,7 +2166,7 @@
       </w:r>
       <w:r>
         <w:rPr>
-          <w:rFonts w:ascii="Cambria" w:eastAsia="STFangsong" w:hAnsi="Cambria" w:hint="eastAsia"/>
+          <w:rFonts w:ascii="Cambria" w:eastAsia="华文仿宋" w:hAnsi="Cambria" w:hint="eastAsia"/>
           <w:sz w:val="24"/>
           <w:szCs w:val="24"/>
         </w:rPr>
@@ -1616,7 +2174,7 @@
       </w:r>
       <w:r>
         <w:rPr>
-          <w:rFonts w:ascii="Cambria" w:eastAsia="STFangsong" w:hAnsi="Cambria"/>
+          <w:rFonts w:ascii="Cambria" w:eastAsia="华文仿宋" w:hAnsi="Cambria"/>
           <w:sz w:val="24"/>
           <w:szCs w:val="24"/>
         </w:rPr>
@@ -1624,7 +2182,7 @@
       </w:r>
       <w:r>
         <w:rPr>
-          <w:rFonts w:ascii="Cambria" w:eastAsia="STFangsong" w:hAnsi="Cambria" w:hint="eastAsia"/>
+          <w:rFonts w:ascii="Cambria" w:eastAsia="华文仿宋" w:hAnsi="Cambria" w:hint="eastAsia"/>
           <w:sz w:val="24"/>
           <w:szCs w:val="24"/>
         </w:rPr>
@@ -1632,7 +2190,7 @@
       </w:r>
       <w:r>
         <w:rPr>
-          <w:rFonts w:ascii="Cambria" w:eastAsia="STFangsong" w:hAnsi="Cambria" w:hint="eastAsia"/>
+          <w:rFonts w:ascii="Cambria" w:eastAsia="华文仿宋" w:hAnsi="Cambria" w:hint="eastAsia"/>
           <w:sz w:val="24"/>
           <w:szCs w:val="24"/>
         </w:rPr>
@@ -1640,7 +2198,7 @@
       </w:r>
       <w:r>
         <w:rPr>
-          <w:rFonts w:ascii="Cambria" w:eastAsia="STFangsong" w:hAnsi="Cambria"/>
+          <w:rFonts w:ascii="Cambria" w:eastAsia="华文仿宋" w:hAnsi="Cambria"/>
           <w:sz w:val="24"/>
           <w:szCs w:val="24"/>
         </w:rPr>
@@ -1648,7 +2206,7 @@
       </w:r>
       <w:r>
         <w:rPr>
-          <w:rFonts w:ascii="Cambria" w:eastAsia="STFangsong" w:hAnsi="Cambria" w:hint="eastAsia"/>
+          <w:rFonts w:ascii="Cambria" w:eastAsia="华文仿宋" w:hAnsi="Cambria" w:hint="eastAsia"/>
           <w:sz w:val="24"/>
           <w:szCs w:val="24"/>
         </w:rPr>
@@ -1656,7 +2214,7 @@
       </w:r>
       <w:r>
         <w:rPr>
-          <w:rFonts w:ascii="Cambria" w:eastAsia="STFangsong" w:hAnsi="Cambria" w:hint="eastAsia"/>
+          <w:rFonts w:ascii="Cambria" w:eastAsia="华文仿宋" w:hAnsi="Cambria" w:hint="eastAsia"/>
           <w:sz w:val="24"/>
           <w:szCs w:val="24"/>
         </w:rPr>
@@ -1664,7 +2222,7 @@
       </w:r>
       <w:r>
         <w:rPr>
-          <w:rFonts w:ascii="Cambria" w:eastAsia="STFangsong" w:hAnsi="Cambria"/>
+          <w:rFonts w:ascii="Cambria" w:eastAsia="华文仿宋" w:hAnsi="Cambria"/>
           <w:sz w:val="24"/>
           <w:szCs w:val="24"/>
         </w:rPr>
@@ -1672,7 +2230,7 @@
       </w:r>
       <w:r>
         <w:rPr>
-          <w:rFonts w:ascii="Cambria" w:eastAsia="STFangsong" w:hAnsi="Cambria" w:hint="eastAsia"/>
+          <w:rFonts w:ascii="Cambria" w:eastAsia="华文仿宋" w:hAnsi="Cambria" w:hint="eastAsia"/>
           <w:sz w:val="24"/>
           <w:szCs w:val="24"/>
         </w:rPr>
@@ -1680,7 +2238,7 @@
       </w:r>
       <w:r>
         <w:rPr>
-          <w:rFonts w:ascii="Cambria" w:eastAsia="STFangsong" w:hAnsi="Cambria" w:hint="eastAsia"/>
+          <w:rFonts w:ascii="Cambria" w:eastAsia="华文仿宋" w:hAnsi="Cambria" w:hint="eastAsia"/>
           <w:sz w:val="24"/>
           <w:szCs w:val="24"/>
         </w:rPr>
@@ -1688,7 +2246,7 @@
       </w:r>
       <w:r>
         <w:rPr>
-          <w:rFonts w:ascii="Cambria" w:eastAsia="STFangsong" w:hAnsi="Cambria"/>
+          <w:rFonts w:ascii="Cambria" w:eastAsia="华文仿宋" w:hAnsi="Cambria"/>
           <w:sz w:val="24"/>
           <w:szCs w:val="24"/>
         </w:rPr>
@@ -1696,7 +2254,7 @@
       </w:r>
       <w:r>
         <w:rPr>
-          <w:rFonts w:ascii="Cambria" w:eastAsia="STFangsong" w:hAnsi="Cambria" w:hint="eastAsia"/>
+          <w:rFonts w:ascii="Cambria" w:eastAsia="华文仿宋" w:hAnsi="Cambria" w:hint="eastAsia"/>
           <w:sz w:val="24"/>
           <w:szCs w:val="24"/>
         </w:rPr>
@@ -1704,7 +2262,7 @@
       </w:r>
       <w:r>
         <w:rPr>
-          <w:rFonts w:ascii="Cambria" w:eastAsia="STFangsong" w:hAnsi="Cambria"/>
+          <w:rFonts w:ascii="Cambria" w:eastAsia="华文仿宋" w:hAnsi="Cambria"/>
           <w:sz w:val="24"/>
           <w:szCs w:val="24"/>
         </w:rPr>
@@ -1712,7 +2270,7 @@
       </w:r>
       <w:r>
         <w:rPr>
-          <w:rFonts w:ascii="Cambria" w:eastAsia="STFangsong" w:hAnsi="Cambria" w:hint="eastAsia"/>
+          <w:rFonts w:ascii="Cambria" w:eastAsia="华文仿宋" w:hAnsi="Cambria" w:hint="eastAsia"/>
           <w:sz w:val="24"/>
           <w:szCs w:val="24"/>
         </w:rPr>
@@ -1720,7 +2278,7 @@
       </w:r>
       <w:r>
         <w:rPr>
-          <w:rFonts w:ascii="Cambria" w:eastAsia="STFangsong" w:hAnsi="Cambria" w:hint="eastAsia"/>
+          <w:rFonts w:ascii="Cambria" w:eastAsia="华文仿宋" w:hAnsi="Cambria" w:hint="eastAsia"/>
           <w:sz w:val="24"/>
           <w:szCs w:val="24"/>
         </w:rPr>
@@ -1728,7 +2286,7 @@
       </w:r>
       <w:r>
         <w:rPr>
-          <w:rFonts w:ascii="Cambria" w:eastAsia="STFangsong" w:hAnsi="Cambria"/>
+          <w:rFonts w:ascii="Cambria" w:eastAsia="华文仿宋" w:hAnsi="Cambria"/>
           <w:sz w:val="24"/>
           <w:szCs w:val="24"/>
         </w:rPr>
@@ -1736,7 +2294,7 @@
       </w:r>
       <w:r>
         <w:rPr>
-          <w:rFonts w:ascii="Cambria" w:eastAsia="STFangsong" w:hAnsi="Cambria" w:hint="eastAsia"/>
+          <w:rFonts w:ascii="Cambria" w:eastAsia="华文仿宋" w:hAnsi="Cambria" w:hint="eastAsia"/>
           <w:sz w:val="24"/>
           <w:szCs w:val="24"/>
         </w:rPr>
@@ -1744,7 +2302,7 @@
       </w:r>
       <w:r>
         <w:rPr>
-          <w:rFonts w:ascii="Cambria" w:eastAsia="STFangsong" w:hAnsi="Cambria" w:hint="eastAsia"/>
+          <w:rFonts w:ascii="Cambria" w:eastAsia="华文仿宋" w:hAnsi="Cambria" w:hint="eastAsia"/>
           <w:b/>
           <w:sz w:val="24"/>
           <w:szCs w:val="24"/>
@@ -1753,7 +2311,7 @@
       </w:r>
       <w:r>
         <w:rPr>
-          <w:rFonts w:ascii="Cambria" w:eastAsia="STFangsong" w:hAnsi="Cambria" w:hint="eastAsia"/>
+          <w:rFonts w:ascii="Cambria" w:eastAsia="华文仿宋" w:hAnsi="Cambria" w:hint="eastAsia"/>
           <w:sz w:val="24"/>
           <w:szCs w:val="24"/>
         </w:rPr>
@@ -1765,14 +2323,14 @@
         <w:widowControl/>
         <w:jc w:val="left"/>
         <w:rPr>
-          <w:rFonts w:ascii="Cambria" w:eastAsia="STFangsong" w:hAnsi="Cambria"/>
-          <w:sz w:val="24"/>
-          <w:szCs w:val="24"/>
-        </w:rPr>
-      </w:pPr>
-      <w:r>
-        <w:rPr>
-          <w:rFonts w:ascii="Cambria" w:eastAsia="STFangsong" w:hAnsi="Cambria"/>
+          <w:rFonts w:ascii="Cambria" w:eastAsia="华文仿宋" w:hAnsi="Cambria"/>
+          <w:sz w:val="24"/>
+          <w:szCs w:val="24"/>
+        </w:rPr>
+      </w:pPr>
+      <w:r>
+        <w:rPr>
+          <w:rFonts w:ascii="Cambria" w:eastAsia="华文仿宋" w:hAnsi="Cambria"/>
           <w:sz w:val="24"/>
           <w:szCs w:val="24"/>
         </w:rPr>
@@ -1780,7 +2338,7 @@
       </w:r>
       <w:r>
         <w:rPr>
-          <w:rFonts w:ascii="Cambria" w:eastAsia="STFangsong" w:hAnsi="Cambria" w:hint="eastAsia"/>
+          <w:rFonts w:ascii="Cambria" w:eastAsia="华文仿宋" w:hAnsi="Cambria" w:hint="eastAsia"/>
           <w:sz w:val="24"/>
           <w:szCs w:val="24"/>
         </w:rPr>
@@ -1788,7 +2346,7 @@
       </w:r>
       <w:r>
         <w:rPr>
-          <w:rFonts w:ascii="Cambria" w:eastAsia="STFangsong" w:hAnsi="Cambria" w:hint="eastAsia"/>
+          <w:rFonts w:ascii="Cambria" w:eastAsia="华文仿宋" w:hAnsi="Cambria" w:hint="eastAsia"/>
           <w:sz w:val="24"/>
           <w:szCs w:val="24"/>
         </w:rPr>
@@ -1796,7 +2354,7 @@
       </w:r>
       <w:r>
         <w:rPr>
-          <w:rFonts w:ascii="Cambria" w:eastAsia="STFangsong" w:hAnsi="Cambria"/>
+          <w:rFonts w:ascii="Cambria" w:eastAsia="华文仿宋" w:hAnsi="Cambria"/>
           <w:sz w:val="24"/>
           <w:szCs w:val="24"/>
         </w:rPr>
@@ -1804,7 +2362,7 @@
       </w:r>
       <w:r>
         <w:rPr>
-          <w:rFonts w:ascii="Cambria" w:eastAsia="STFangsong" w:hAnsi="Cambria" w:hint="eastAsia"/>
+          <w:rFonts w:ascii="Cambria" w:eastAsia="华文仿宋" w:hAnsi="Cambria" w:hint="eastAsia"/>
           <w:sz w:val="24"/>
           <w:szCs w:val="24"/>
         </w:rPr>
@@ -1813,7 +2371,7 @@
       <w:proofErr w:type="spellStart"/>
       <w:r>
         <w:rPr>
-          <w:rFonts w:ascii="Cambria" w:eastAsia="STFangsong" w:hAnsi="Cambria" w:hint="eastAsia"/>
+          <w:rFonts w:ascii="Cambria" w:eastAsia="华文仿宋" w:hAnsi="Cambria" w:hint="eastAsia"/>
           <w:sz w:val="24"/>
           <w:szCs w:val="24"/>
         </w:rPr>
@@ -1821,7 +2379,7 @@
       </w:r>
       <w:r>
         <w:rPr>
-          <w:rFonts w:ascii="Cambria" w:eastAsia="STFangsong" w:hAnsi="Cambria"/>
+          <w:rFonts w:ascii="Cambria" w:eastAsia="华文仿宋" w:hAnsi="Cambria"/>
           <w:sz w:val="24"/>
           <w:szCs w:val="24"/>
         </w:rPr>
@@ -1830,31 +2388,15 @@
       <w:proofErr w:type="spellEnd"/>
       <w:r>
         <w:rPr>
-          <w:rFonts w:ascii="Cambria" w:eastAsia="STFangsong" w:hAnsi="Cambria" w:hint="eastAsia"/>
-          <w:sz w:val="24"/>
-          <w:szCs w:val="24"/>
-        </w:rPr>
-        <w:t>中生成）。为了在运行中获取实际的</w:t>
-      </w:r>
-      <w:r>
-        <w:rPr>
-          <w:rFonts w:ascii="Cambria" w:eastAsia="STFangsong" w:hAnsi="Cambria" w:hint="eastAsia"/>
-          <w:sz w:val="24"/>
-          <w:szCs w:val="24"/>
-        </w:rPr>
-        <w:t>骨架网格体组件</w:t>
-      </w:r>
-      <w:r>
-        <w:rPr>
-          <w:rFonts w:ascii="Cambria" w:eastAsia="STFangsong" w:hAnsi="Cambria" w:hint="eastAsia"/>
-          <w:sz w:val="24"/>
-          <w:szCs w:val="24"/>
-        </w:rPr>
-        <w:t>，使用</w:t>
-      </w:r>
-      <w:r>
-        <w:rPr>
-          <w:rFonts w:ascii="Cambria" w:eastAsia="STFangsong" w:hAnsi="Cambria" w:hint="eastAsia"/>
+          <w:rFonts w:ascii="Cambria" w:eastAsia="华文仿宋" w:hAnsi="Cambria" w:hint="eastAsia"/>
+          <w:sz w:val="24"/>
+          <w:szCs w:val="24"/>
+        </w:rPr>
+        <w:t>中生成）。为了在运行中获取实际的骨架网格体组件，使用</w:t>
+      </w:r>
+      <w:r>
+        <w:rPr>
+          <w:rFonts w:ascii="Cambria" w:eastAsia="华文仿宋" w:hAnsi="Cambria" w:hint="eastAsia"/>
           <w:sz w:val="24"/>
           <w:szCs w:val="24"/>
         </w:rPr>
@@ -1862,7 +2404,7 @@
       </w:r>
       <w:r>
         <w:rPr>
-          <w:rFonts w:ascii="Cambria" w:eastAsia="STFangsong" w:hAnsi="Cambria"/>
+          <w:rFonts w:ascii="Cambria" w:eastAsia="华文仿宋" w:hAnsi="Cambria"/>
           <w:sz w:val="24"/>
           <w:szCs w:val="24"/>
         </w:rPr>
@@ -1870,7 +2412,7 @@
       </w:r>
       <w:r>
         <w:rPr>
-          <w:rFonts w:ascii="Cambria" w:eastAsia="STFangsong" w:hAnsi="Cambria" w:hint="eastAsia"/>
+          <w:rFonts w:ascii="Cambria" w:eastAsia="华文仿宋" w:hAnsi="Cambria" w:hint="eastAsia"/>
           <w:sz w:val="24"/>
           <w:szCs w:val="24"/>
         </w:rPr>
@@ -1878,7 +2420,7 @@
       </w:r>
       <w:r>
         <w:rPr>
-          <w:rFonts w:ascii="Cambria" w:eastAsia="STFangsong" w:hAnsi="Cambria" w:hint="eastAsia"/>
+          <w:rFonts w:ascii="Cambria" w:eastAsia="华文仿宋" w:hAnsi="Cambria" w:hint="eastAsia"/>
           <w:sz w:val="24"/>
           <w:szCs w:val="24"/>
         </w:rPr>
@@ -1886,7 +2428,7 @@
       </w:r>
       <w:r>
         <w:rPr>
-          <w:rFonts w:ascii="Cambria" w:eastAsia="STFangsong" w:hAnsi="Cambria"/>
+          <w:rFonts w:ascii="Cambria" w:eastAsia="华文仿宋" w:hAnsi="Cambria"/>
           <w:sz w:val="24"/>
           <w:szCs w:val="24"/>
         </w:rPr>
@@ -1894,7 +2436,7 @@
       </w:r>
       <w:r>
         <w:rPr>
-          <w:rFonts w:ascii="Cambria" w:eastAsia="STFangsong" w:hAnsi="Cambria" w:hint="eastAsia"/>
+          <w:rFonts w:ascii="Cambria" w:eastAsia="华文仿宋" w:hAnsi="Cambria" w:hint="eastAsia"/>
           <w:sz w:val="24"/>
           <w:szCs w:val="24"/>
         </w:rPr>
@@ -1906,7 +2448,7 @@
         <w:widowControl/>
         <w:jc w:val="left"/>
         <w:rPr>
-          <w:rFonts w:ascii="Cambria" w:eastAsia="STFangsong" w:hAnsi="Cambria"/>
+          <w:rFonts w:ascii="Cambria" w:eastAsia="华文仿宋" w:hAnsi="Cambria"/>
           <w:sz w:val="24"/>
           <w:szCs w:val="24"/>
         </w:rPr>
@@ -1917,14 +2459,14 @@
         <w:widowControl/>
         <w:jc w:val="left"/>
         <w:rPr>
-          <w:rFonts w:ascii="Cambria" w:eastAsia="STFangsong" w:hAnsi="Cambria" w:hint="eastAsia"/>
-          <w:sz w:val="24"/>
-          <w:szCs w:val="24"/>
-        </w:rPr>
-      </w:pPr>
-      <w:r>
-        <w:rPr>
-          <w:rFonts w:ascii="Cambria" w:eastAsia="STFangsong" w:hAnsi="Cambria"/>
+          <w:rFonts w:ascii="Cambria" w:eastAsia="华文仿宋" w:hAnsi="Cambria"/>
+          <w:sz w:val="24"/>
+          <w:szCs w:val="24"/>
+        </w:rPr>
+      </w:pPr>
+      <w:r>
+        <w:rPr>
+          <w:rFonts w:ascii="Cambria" w:eastAsia="华文仿宋" w:hAnsi="Cambria"/>
           <w:sz w:val="24"/>
           <w:szCs w:val="24"/>
         </w:rPr>
@@ -1932,7 +2474,7 @@
       </w:r>
       <w:r>
         <w:rPr>
-          <w:rFonts w:ascii="Cambria" w:eastAsia="STFangsong" w:hAnsi="Cambria" w:hint="eastAsia"/>
+          <w:rFonts w:ascii="Cambria" w:eastAsia="华文仿宋" w:hAnsi="Cambria" w:hint="eastAsia"/>
           <w:sz w:val="24"/>
           <w:szCs w:val="24"/>
         </w:rPr>
@@ -1940,7 +2482,7 @@
       </w:r>
       <w:r>
         <w:rPr>
-          <w:rFonts w:ascii="Cambria" w:eastAsia="STFangsong" w:hAnsi="Cambria"/>
+          <w:rFonts w:ascii="Cambria" w:eastAsia="华文仿宋" w:hAnsi="Cambria"/>
           <w:sz w:val="24"/>
           <w:szCs w:val="24"/>
         </w:rPr>
@@ -1948,14 +2490,12 @@
       </w:r>
       <w:r>
         <w:rPr>
-          <w:rFonts w:ascii="Cambria" w:eastAsia="STFangsong" w:hAnsi="Cambria" w:hint="eastAsia"/>
+          <w:rFonts w:ascii="Cambria" w:eastAsia="华文仿宋" w:hAnsi="Cambria" w:hint="eastAsia"/>
           <w:sz w:val="24"/>
           <w:szCs w:val="24"/>
         </w:rPr>
         <w:t>材质配置</w:t>
       </w:r>
-      <w:bookmarkStart w:id="0" w:name="_GoBack"/>
-      <w:bookmarkEnd w:id="0"/>
     </w:p>
     <w:p>
       <w:pPr>
@@ -1963,7 +2503,7 @@
         <w:ind w:firstLine="420"/>
         <w:jc w:val="left"/>
         <w:rPr>
-          <w:rFonts w:ascii="Cambria" w:eastAsia="STFangsong" w:hAnsi="Cambria" w:hint="eastAsia"/>
+          <w:rFonts w:ascii="Cambria" w:eastAsia="华文仿宋" w:hAnsi="Cambria"/>
           <w:sz w:val="24"/>
           <w:szCs w:val="24"/>
         </w:rPr>
@@ -1974,17 +2514,17 @@
         <w:widowControl/>
         <w:jc w:val="left"/>
         <w:rPr>
-          <w:rFonts w:ascii="Cambria" w:eastAsia="STFangsong" w:hAnsi="Cambria"/>
-          <w:sz w:val="24"/>
-          <w:szCs w:val="24"/>
-        </w:rPr>
-      </w:pPr>
-    </w:p>
-    <w:p>
-      <w:pPr>
-        <w:jc w:val="left"/>
-        <w:rPr>
-          <w:rFonts w:ascii="Cambria" w:eastAsia="STFangsong" w:hAnsi="Cambria" w:hint="eastAsia"/>
+          <w:rFonts w:ascii="Cambria" w:eastAsia="华文仿宋" w:hAnsi="Cambria"/>
+          <w:sz w:val="24"/>
+          <w:szCs w:val="24"/>
+        </w:rPr>
+      </w:pPr>
+    </w:p>
+    <w:p>
+      <w:pPr>
+        <w:jc w:val="left"/>
+        <w:rPr>
+          <w:rFonts w:ascii="Cambria" w:eastAsia="华文仿宋" w:hAnsi="Cambria"/>
           <w:sz w:val="24"/>
           <w:szCs w:val="24"/>
         </w:rPr>
